--- a/docs/handover/word/KICH_BAN_DEMO.docx
+++ b/docs/handover/word/KICH_BAN_DEMO.docx
@@ -7,7 +7,7 @@
         <w:pStyle w:val="Title"/>
       </w:pPr>
       <w:r>
-        <w:t>Kịch bản demo ITAM Prototype</w:t>
+        <w:t>KỊCH BẢN DEMO ITAM PROTOTYPE</w:t>
       </w:r>
     </w:p>
     <w:p>
@@ -20,7 +20,7 @@
         <w:pStyle w:val="Heading1"/>
       </w:pPr>
       <w:r>
-        <w:t>1. Chuẩn bị</w:t>
+        <w:t>1. CHUẨN BỊ</w:t>
       </w:r>
     </w:p>
     <w:p>
@@ -81,7 +81,7 @@
         <w:pStyle w:val="Heading1"/>
       </w:pPr>
       <w:r>
-        <w:t>2. Mở đầu  phân quyền và tổng quan</w:t>
+        <w:t>2. MỞ ĐẦU  PHÂN QUYỀN VÀ TỔNG QUAN</w:t>
       </w:r>
     </w:p>
     <w:p>
@@ -141,7 +141,7 @@
         <w:pStyle w:val="Heading1"/>
       </w:pPr>
       <w:r>
-        <w:t>3. Nhập kho tài sản mua mới</w:t>
+        <w:t>3. NHẬP KHO TÀI SẢN MUA MỚI</w:t>
       </w:r>
     </w:p>
     <w:p>
@@ -149,7 +149,7 @@
         <w:pStyle w:val="Heading2"/>
       </w:pPr>
       <w:r>
-        <w:t>3.1 PUR lập và gửi phiếu</w:t>
+        <w:t>3.1 PUR LẬP VÀ GỬI PHIẾU</w:t>
       </w:r>
     </w:p>
     <w:p>
@@ -215,7 +215,7 @@
         <w:pStyle w:val="Heading2"/>
       </w:pPr>
       <w:r>
-        <w:t>3.2 IT duyệt toàn bộ</w:t>
+        <w:t>3.2 IT DUYỆT TOÀN BỘ</w:t>
       </w:r>
     </w:p>
     <w:p>
@@ -270,7 +270,7 @@
         <w:pStyle w:val="Heading2"/>
       </w:pPr>
       <w:r>
-        <w:t>Nhánh từ chối tùy chọn</w:t>
+        <w:t>NHÁNH TỪ CHỐI TÙY CHỌN</w:t>
       </w:r>
     </w:p>
     <w:p>
@@ -288,7 +288,7 @@
         <w:pStyle w:val="Heading1"/>
       </w:pPr>
       <w:r>
-        <w:t>4. Bàn giao thiết bị, linh kiện và license</w:t>
+        <w:t>4. BÀN GIAO THIẾT BỊ, LINH KIỆN VÀ LICENSE</w:t>
       </w:r>
     </w:p>
     <w:p>
@@ -374,7 +374,7 @@
         <w:pStyle w:val="Heading1"/>
       </w:pPr>
       <w:r>
-        <w:t>5. Thu hồi có Smart Check</w:t>
+        <w:t>5. THU HỒI CÓ SMART CHECK</w:t>
       </w:r>
     </w:p>
     <w:p>
@@ -450,7 +450,7 @@
         <w:pStyle w:val="Heading1"/>
       </w:pPr>
       <w:r>
-        <w:t>6. Thanh lý và xử lý license</w:t>
+        <w:t>6. THANH LÝ VÀ XỬ LÝ LICENSE</w:t>
       </w:r>
     </w:p>
     <w:p>
@@ -458,7 +458,7 @@
         <w:pStyle w:val="Heading2"/>
       </w:pPr>
       <w:r>
-        <w:t>6.1 IT lập phiếu</w:t>
+        <w:t>6.1 IT LẬP PHIẾU</w:t>
       </w:r>
     </w:p>
     <w:p>
@@ -505,7 +505,7 @@
         <w:pStyle w:val="Heading2"/>
       </w:pPr>
       <w:r>
-        <w:t>6.2 ADMIN duyệt</w:t>
+        <w:t>6.2 ADMIN DUYỆT</w:t>
       </w:r>
     </w:p>
     <w:p>
@@ -552,7 +552,7 @@
         <w:pStyle w:val="Heading1"/>
       </w:pPr>
       <w:r>
-        <w:t>7. Chứng từ và phát hành</w:t>
+        <w:t>7. CHỨNG TỪ VÀ PHÁT HÀNH</w:t>
       </w:r>
     </w:p>
     <w:p>
@@ -602,7 +602,7 @@
         <w:pStyle w:val="Heading1"/>
       </w:pPr>
       <w:r>
-        <w:t>8. Kết thúc và đối chiếu</w:t>
+        <w:t>8. KẾT THÚC VÀ ĐỐI CHIẾU</w:t>
       </w:r>
     </w:p>
     <w:p>
@@ -644,7 +644,7 @@
         <w:pStyle w:val="Heading1"/>
       </w:pPr>
       <w:r>
-        <w:t>9. Xử lý nhanh khi demo</w:t>
+        <w:t>9. XỬ LÝ NHANH KHI DEMO</w:t>
       </w:r>
     </w:p>
     <w:tbl>
@@ -686,6 +686,7 @@
             </w:pPr>
             <w:r>
               <w:rPr>
+                <w:rFonts w:ascii="Times New Roman" w:hAnsi="Times New Roman" w:cs="Times New Roman" w:eastAsia="Times New Roman"/>
                 <w:b/>
                 <w:sz w:val="18"/>
               </w:rPr>
@@ -717,6 +718,7 @@
             </w:pPr>
             <w:r>
               <w:rPr>
+                <w:rFonts w:ascii="Times New Roman" w:hAnsi="Times New Roman" w:cs="Times New Roman" w:eastAsia="Times New Roman"/>
                 <w:b/>
                 <w:sz w:val="18"/>
               </w:rPr>
@@ -750,6 +752,7 @@
             </w:pPr>
             <w:r>
               <w:rPr>
+                <w:rFonts w:ascii="Times New Roman" w:hAnsi="Times New Roman" w:cs="Times New Roman" w:eastAsia="Times New Roman"/>
                 <w:b w:val="0"/>
                 <w:sz w:val="18"/>
               </w:rPr>
@@ -781,6 +784,7 @@
             </w:pPr>
             <w:r>
               <w:rPr>
+                <w:rFonts w:ascii="Times New Roman" w:hAnsi="Times New Roman" w:cs="Times New Roman" w:eastAsia="Times New Roman"/>
                 <w:b w:val="0"/>
                 <w:sz w:val="18"/>
               </w:rPr>
@@ -814,6 +818,7 @@
             </w:pPr>
             <w:r>
               <w:rPr>
+                <w:rFonts w:ascii="Times New Roman" w:hAnsi="Times New Roman" w:cs="Times New Roman" w:eastAsia="Times New Roman"/>
                 <w:b w:val="0"/>
                 <w:sz w:val="18"/>
               </w:rPr>
@@ -845,6 +850,7 @@
             </w:pPr>
             <w:r>
               <w:rPr>
+                <w:rFonts w:ascii="Times New Roman" w:hAnsi="Times New Roman" w:cs="Times New Roman" w:eastAsia="Times New Roman"/>
                 <w:b w:val="0"/>
                 <w:sz w:val="18"/>
               </w:rPr>
@@ -878,6 +884,7 @@
             </w:pPr>
             <w:r>
               <w:rPr>
+                <w:rFonts w:ascii="Times New Roman" w:hAnsi="Times New Roman" w:cs="Times New Roman" w:eastAsia="Times New Roman"/>
                 <w:b w:val="0"/>
                 <w:sz w:val="18"/>
               </w:rPr>
@@ -909,6 +916,7 @@
             </w:pPr>
             <w:r>
               <w:rPr>
+                <w:rFonts w:ascii="Times New Roman" w:hAnsi="Times New Roman" w:cs="Times New Roman" w:eastAsia="Times New Roman"/>
                 <w:b w:val="0"/>
                 <w:sz w:val="18"/>
               </w:rPr>
@@ -942,6 +950,7 @@
             </w:pPr>
             <w:r>
               <w:rPr>
+                <w:rFonts w:ascii="Times New Roman" w:hAnsi="Times New Roman" w:cs="Times New Roman" w:eastAsia="Times New Roman"/>
                 <w:b w:val="0"/>
                 <w:sz w:val="18"/>
               </w:rPr>
@@ -973,6 +982,7 @@
             </w:pPr>
             <w:r>
               <w:rPr>
+                <w:rFonts w:ascii="Times New Roman" w:hAnsi="Times New Roman" w:cs="Times New Roman" w:eastAsia="Times New Roman"/>
                 <w:b w:val="0"/>
                 <w:sz w:val="18"/>
               </w:rPr>
@@ -1006,6 +1016,7 @@
             </w:pPr>
             <w:r>
               <w:rPr>
+                <w:rFonts w:ascii="Times New Roman" w:hAnsi="Times New Roman" w:cs="Times New Roman" w:eastAsia="Times New Roman"/>
                 <w:b w:val="0"/>
                 <w:sz w:val="18"/>
               </w:rPr>
@@ -1037,6 +1048,7 @@
             </w:pPr>
             <w:r>
               <w:rPr>
+                <w:rFonts w:ascii="Times New Roman" w:hAnsi="Times New Roman" w:cs="Times New Roman" w:eastAsia="Times New Roman"/>
                 <w:b w:val="0"/>
                 <w:sz w:val="18"/>
               </w:rPr>
@@ -1070,6 +1082,7 @@
             </w:pPr>
             <w:r>
               <w:rPr>
+                <w:rFonts w:ascii="Times New Roman" w:hAnsi="Times New Roman" w:cs="Times New Roman" w:eastAsia="Times New Roman"/>
                 <w:b w:val="0"/>
                 <w:sz w:val="18"/>
               </w:rPr>
@@ -1101,6 +1114,7 @@
             </w:pPr>
             <w:r>
               <w:rPr>
+                <w:rFonts w:ascii="Times New Roman" w:hAnsi="Times New Roman" w:cs="Times New Roman" w:eastAsia="Times New Roman"/>
                 <w:b w:val="0"/>
                 <w:sz w:val="18"/>
               </w:rPr>
@@ -1135,6 +1149,7 @@
     </w:pPr>
     <w:r>
       <w:rPr>
+        <w:rFonts w:ascii="Times New Roman" w:hAnsi="Times New Roman" w:cs="Times New Roman" w:eastAsia="Times New Roman"/>
         <w:sz w:val="18"/>
       </w:rPr>
       <w:t xml:space="preserve">ITAM  |  </w:t>
@@ -1352,9 +1367,9 @@
   <w:docDefaults>
     <w:rPrDefault>
       <w:rPr>
-        <w:rFonts w:asciiTheme="minorHAnsi" w:eastAsiaTheme="minorEastAsia" w:hAnsiTheme="minorHAnsi" w:cstheme="minorBidi"/>
-        <w:sz w:val="22"/>
-        <w:szCs w:val="22"/>
+        <w:rFonts w:ascii="Times New Roman" w:hAnsi="Times New Roman" w:cs="Times New Roman" w:eastAsia="Times New Roman"/>
+        <w:sz w:val="26"/>
+        <w:szCs w:val="26"/>
         <w:lang w:val="en-US" w:eastAsia="en-US" w:bidi="ar-SA"/>
       </w:rPr>
     </w:rPrDefault>
@@ -1511,9 +1526,10 @@
       <w:spacing w:after="120" w:line="259" w:lineRule="auto"/>
     </w:pPr>
     <w:rPr>
-      <w:rFonts w:ascii="Calibri" w:hAnsi="Calibri"/>
+      <w:rFonts w:ascii="Times New Roman" w:hAnsi="Times New Roman" w:cs="Times New Roman" w:eastAsia="Times New Roman"/>
       <w:color w:val="000000"/>
-      <w:sz w:val="22"/>
+      <w:sz w:val="26"/>
+      <w:szCs w:val="26"/>
     </w:rPr>
   </w:style>
   <w:style w:type="paragraph" w:styleId="Header">
@@ -1575,12 +1591,13 @@
       <w:outlineLvl w:val="0"/>
     </w:pPr>
     <w:rPr>
-      <w:rFonts w:asciiTheme="majorHAnsi" w:eastAsiaTheme="majorEastAsia" w:hAnsiTheme="majorHAnsi" w:cstheme="majorBidi" w:ascii="Calibri" w:hAnsi="Calibri"/>
+      <w:rFonts w:ascii="Times New Roman" w:hAnsi="Times New Roman" w:cs="Times New Roman" w:eastAsia="Times New Roman"/>
       <w:b/>
       <w:bCs/>
       <w:color w:val="000000"/>
-      <w:sz w:val="32"/>
+      <w:sz w:val="28"/>
       <w:szCs w:val="28"/>
+      <w:caps/>
     </w:rPr>
   </w:style>
   <w:style w:type="paragraph" w:styleId="Heading2">
@@ -1599,12 +1616,13 @@
       <w:outlineLvl w:val="1"/>
     </w:pPr>
     <w:rPr>
-      <w:rFonts w:asciiTheme="majorHAnsi" w:eastAsiaTheme="majorEastAsia" w:hAnsiTheme="majorHAnsi" w:cstheme="majorBidi" w:ascii="Calibri" w:hAnsi="Calibri"/>
+      <w:rFonts w:ascii="Times New Roman" w:hAnsi="Times New Roman" w:cs="Times New Roman" w:eastAsia="Times New Roman"/>
       <w:b/>
       <w:bCs/>
       <w:color w:val="000000"/>
-      <w:sz w:val="26"/>
-      <w:szCs w:val="26"/>
+      <w:sz w:val="28"/>
+      <w:szCs w:val="28"/>
+      <w:caps/>
     </w:rPr>
   </w:style>
   <w:style w:type="paragraph" w:styleId="Heading3">
@@ -1623,7 +1641,7 @@
       <w:outlineLvl w:val="2"/>
     </w:pPr>
     <w:rPr>
-      <w:rFonts w:asciiTheme="majorHAnsi" w:eastAsiaTheme="majorEastAsia" w:hAnsiTheme="majorHAnsi" w:cstheme="majorBidi" w:ascii="Calibri" w:hAnsi="Calibri"/>
+      <w:rFonts w:ascii="Times New Roman" w:hAnsi="Times New Roman" w:cs="Times New Roman" w:eastAsia="Times New Roman"/>
       <w:b/>
       <w:bCs/>
       <w:color w:val="000000"/>
@@ -1647,7 +1665,7 @@
       <w:outlineLvl w:val="3"/>
     </w:pPr>
     <w:rPr>
-      <w:rFonts w:asciiTheme="majorHAnsi" w:eastAsiaTheme="majorEastAsia" w:hAnsiTheme="majorHAnsi" w:cstheme="majorBidi"/>
+      <w:rFonts w:ascii="Times New Roman" w:hAnsi="Times New Roman" w:cs="Times New Roman" w:eastAsia="Times New Roman"/>
       <w:b/>
       <w:bCs/>
       <w:i/>
@@ -1672,7 +1690,7 @@
       <w:outlineLvl w:val="4"/>
     </w:pPr>
     <w:rPr>
-      <w:rFonts w:asciiTheme="majorHAnsi" w:eastAsiaTheme="majorEastAsia" w:hAnsiTheme="majorHAnsi" w:cstheme="majorBidi"/>
+      <w:rFonts w:ascii="Times New Roman" w:hAnsi="Times New Roman" w:cs="Times New Roman" w:eastAsia="Times New Roman"/>
       <w:color w:val="243F60" w:themeColor="accent1" w:themeShade="7F"/>
     </w:rPr>
   </w:style>
@@ -1693,7 +1711,7 @@
       <w:outlineLvl w:val="5"/>
     </w:pPr>
     <w:rPr>
-      <w:rFonts w:asciiTheme="majorHAnsi" w:eastAsiaTheme="majorEastAsia" w:hAnsiTheme="majorHAnsi" w:cstheme="majorBidi"/>
+      <w:rFonts w:ascii="Times New Roman" w:hAnsi="Times New Roman" w:cs="Times New Roman" w:eastAsia="Times New Roman"/>
       <w:i/>
       <w:iCs/>
       <w:color w:val="243F60" w:themeColor="accent1" w:themeShade="7F"/>
@@ -1716,7 +1734,7 @@
       <w:outlineLvl w:val="6"/>
     </w:pPr>
     <w:rPr>
-      <w:rFonts w:asciiTheme="majorHAnsi" w:eastAsiaTheme="majorEastAsia" w:hAnsiTheme="majorHAnsi" w:cstheme="majorBidi"/>
+      <w:rFonts w:ascii="Times New Roman" w:hAnsi="Times New Roman" w:cs="Times New Roman" w:eastAsia="Times New Roman"/>
       <w:i/>
       <w:iCs/>
       <w:color w:val="404040" w:themeColor="text1" w:themeTint="BF"/>
@@ -1739,7 +1757,7 @@
       <w:outlineLvl w:val="7"/>
     </w:pPr>
     <w:rPr>
-      <w:rFonts w:asciiTheme="majorHAnsi" w:eastAsiaTheme="majorEastAsia" w:hAnsiTheme="majorHAnsi" w:cstheme="majorBidi"/>
+      <w:rFonts w:ascii="Times New Roman" w:hAnsi="Times New Roman" w:cs="Times New Roman" w:eastAsia="Times New Roman"/>
       <w:color w:val="4F81BD" w:themeColor="accent1"/>
       <w:sz w:val="20"/>
       <w:szCs w:val="20"/>
@@ -1762,7 +1780,7 @@
       <w:outlineLvl w:val="8"/>
     </w:pPr>
     <w:rPr>
-      <w:rFonts w:asciiTheme="majorHAnsi" w:eastAsiaTheme="majorEastAsia" w:hAnsiTheme="majorHAnsi" w:cstheme="majorBidi"/>
+      <w:rFonts w:ascii="Times New Roman" w:hAnsi="Times New Roman" w:cs="Times New Roman" w:eastAsia="Times New Roman"/>
       <w:i/>
       <w:iCs/>
       <w:color w:val="404040" w:themeColor="text1" w:themeTint="BF"/>
@@ -1813,7 +1831,7 @@
     <w:uiPriority w:val="9"/>
     <w:rsid w:val="00FC693F"/>
     <w:rPr>
-      <w:rFonts w:asciiTheme="majorHAnsi" w:eastAsiaTheme="majorEastAsia" w:hAnsiTheme="majorHAnsi" w:cstheme="majorBidi"/>
+      <w:rFonts w:ascii="Times New Roman" w:hAnsi="Times New Roman" w:cs="Times New Roman" w:eastAsia="Times New Roman"/>
       <w:b/>
       <w:bCs/>
       <w:color w:val="365F91" w:themeColor="accent1" w:themeShade="BF"/>
@@ -1828,7 +1846,7 @@
     <w:uiPriority w:val="9"/>
     <w:rsid w:val="00FC693F"/>
     <w:rPr>
-      <w:rFonts w:asciiTheme="majorHAnsi" w:eastAsiaTheme="majorEastAsia" w:hAnsiTheme="majorHAnsi" w:cstheme="majorBidi"/>
+      <w:rFonts w:ascii="Times New Roman" w:hAnsi="Times New Roman" w:cs="Times New Roman" w:eastAsia="Times New Roman"/>
       <w:b/>
       <w:bCs/>
       <w:color w:val="4F81BD" w:themeColor="accent1"/>
@@ -1843,7 +1861,7 @@
     <w:uiPriority w:val="9"/>
     <w:rsid w:val="00FC693F"/>
     <w:rPr>
-      <w:rFonts w:asciiTheme="majorHAnsi" w:eastAsiaTheme="majorEastAsia" w:hAnsiTheme="majorHAnsi" w:cstheme="majorBidi"/>
+      <w:rFonts w:ascii="Times New Roman" w:hAnsi="Times New Roman" w:cs="Times New Roman" w:eastAsia="Times New Roman"/>
       <w:b/>
       <w:bCs/>
       <w:color w:val="4F81BD" w:themeColor="accent1"/>
@@ -1865,12 +1883,15 @@
       <w:contextualSpacing/>
     </w:pPr>
     <w:rPr>
-      <w:rFonts w:asciiTheme="majorHAnsi" w:eastAsiaTheme="majorEastAsia" w:hAnsiTheme="majorHAnsi" w:cstheme="majorBidi" w:ascii="Calibri" w:hAnsi="Calibri"/>
+      <w:rFonts w:ascii="Times New Roman" w:hAnsi="Times New Roman" w:cs="Times New Roman" w:eastAsia="Times New Roman"/>
       <w:color w:val="000000"/>
       <w:spacing w:val="5"/>
       <w:kern w:val="28"/>
-      <w:sz w:val="46"/>
-      <w:szCs w:val="52"/>
+      <w:sz w:val="28"/>
+      <w:szCs w:val="28"/>
+      <w:b/>
+      <w:bCs/>
+      <w:caps/>
     </w:rPr>
   </w:style>
   <w:style w:type="character" w:customStyle="1" w:styleId="TitleChar">
@@ -1880,7 +1901,7 @@
     <w:uiPriority w:val="10"/>
     <w:rsid w:val="00FC693F"/>
     <w:rPr>
-      <w:rFonts w:asciiTheme="majorHAnsi" w:eastAsiaTheme="majorEastAsia" w:hAnsiTheme="majorHAnsi" w:cstheme="majorBidi"/>
+      <w:rFonts w:ascii="Times New Roman" w:hAnsi="Times New Roman" w:cs="Times New Roman" w:eastAsia="Times New Roman"/>
       <w:color w:val="17365D" w:themeColor="text2" w:themeShade="BF"/>
       <w:spacing w:val="5"/>
       <w:kern w:val="28"/>
@@ -1902,7 +1923,7 @@
       </w:numPr>
     </w:pPr>
     <w:rPr>
-      <w:rFonts w:asciiTheme="majorHAnsi" w:eastAsiaTheme="majorEastAsia" w:hAnsiTheme="majorHAnsi" w:cstheme="majorBidi"/>
+      <w:rFonts w:ascii="Times New Roman" w:hAnsi="Times New Roman" w:cs="Times New Roman" w:eastAsia="Times New Roman"/>
       <w:i/>
       <w:iCs/>
       <w:color w:val="4F81BD" w:themeColor="accent1"/>
@@ -1918,7 +1939,7 @@
     <w:uiPriority w:val="11"/>
     <w:rsid w:val="00FC693F"/>
     <w:rPr>
-      <w:rFonts w:asciiTheme="majorHAnsi" w:eastAsiaTheme="majorEastAsia" w:hAnsiTheme="majorHAnsi" w:cstheme="majorBidi"/>
+      <w:rFonts w:ascii="Times New Roman" w:hAnsi="Times New Roman" w:cs="Times New Roman" w:eastAsia="Times New Roman"/>
       <w:i/>
       <w:iCs/>
       <w:color w:val="4F81BD" w:themeColor="accent1"/>
@@ -2046,8 +2067,10 @@
       <w:contextualSpacing/>
     </w:pPr>
     <w:rPr>
-      <w:rFonts w:ascii="Calibri" w:hAnsi="Calibri"/>
+      <w:rFonts w:ascii="Times New Roman" w:hAnsi="Times New Roman" w:cs="Times New Roman" w:eastAsia="Times New Roman"/>
       <w:color w:val="000000"/>
+      <w:sz w:val="26"/>
+      <w:szCs w:val="26"/>
     </w:rPr>
   </w:style>
   <w:style w:type="paragraph" w:styleId="ListBullet2">
@@ -2089,7 +2112,7 @@
       <w:contextualSpacing/>
     </w:pPr>
     <w:rPr>
-      <w:rFonts w:ascii="Calibri" w:hAnsi="Calibri"/>
+      <w:rFonts w:ascii="Times New Roman" w:hAnsi="Times New Roman" w:cs="Times New Roman" w:eastAsia="Times New Roman"/>
       <w:color w:val="000000"/>
     </w:rPr>
   </w:style>
@@ -2173,7 +2196,7 @@
       </w:tabs>
     </w:pPr>
     <w:rPr>
-      <w:rFonts w:ascii="Courier" w:hAnsi="Courier"/>
+      <w:rFonts w:ascii="Times New Roman" w:hAnsi="Times New Roman" w:cs="Times New Roman" w:eastAsia="Times New Roman"/>
       <w:sz w:val="20"/>
       <w:szCs w:val="20"/>
     </w:rPr>
@@ -2185,7 +2208,7 @@
     <w:uiPriority w:val="99"/>
     <w:rsid w:val="0029639D"/>
     <w:rPr>
-      <w:rFonts w:ascii="Courier" w:hAnsi="Courier"/>
+      <w:rFonts w:ascii="Times New Roman" w:hAnsi="Times New Roman" w:cs="Times New Roman" w:eastAsia="Times New Roman"/>
       <w:sz w:val="20"/>
       <w:szCs w:val="20"/>
     </w:rPr>
@@ -2224,7 +2247,7 @@
     <w:semiHidden/>
     <w:rsid w:val="00FC693F"/>
     <w:rPr>
-      <w:rFonts w:asciiTheme="majorHAnsi" w:eastAsiaTheme="majorEastAsia" w:hAnsiTheme="majorHAnsi" w:cstheme="majorBidi"/>
+      <w:rFonts w:ascii="Times New Roman" w:hAnsi="Times New Roman" w:cs="Times New Roman" w:eastAsia="Times New Roman"/>
       <w:b/>
       <w:bCs/>
       <w:i/>
@@ -2240,7 +2263,7 @@
     <w:semiHidden/>
     <w:rsid w:val="00FC693F"/>
     <w:rPr>
-      <w:rFonts w:asciiTheme="majorHAnsi" w:eastAsiaTheme="majorEastAsia" w:hAnsiTheme="majorHAnsi" w:cstheme="majorBidi"/>
+      <w:rFonts w:ascii="Times New Roman" w:hAnsi="Times New Roman" w:cs="Times New Roman" w:eastAsia="Times New Roman"/>
       <w:color w:val="243F60" w:themeColor="accent1" w:themeShade="7F"/>
     </w:rPr>
   </w:style>
@@ -2252,7 +2275,7 @@
     <w:semiHidden/>
     <w:rsid w:val="00FC693F"/>
     <w:rPr>
-      <w:rFonts w:asciiTheme="majorHAnsi" w:eastAsiaTheme="majorEastAsia" w:hAnsiTheme="majorHAnsi" w:cstheme="majorBidi"/>
+      <w:rFonts w:ascii="Times New Roman" w:hAnsi="Times New Roman" w:cs="Times New Roman" w:eastAsia="Times New Roman"/>
       <w:i/>
       <w:iCs/>
       <w:color w:val="243F60" w:themeColor="accent1" w:themeShade="7F"/>
@@ -2266,7 +2289,7 @@
     <w:semiHidden/>
     <w:rsid w:val="00FC693F"/>
     <w:rPr>
-      <w:rFonts w:asciiTheme="majorHAnsi" w:eastAsiaTheme="majorEastAsia" w:hAnsiTheme="majorHAnsi" w:cstheme="majorBidi"/>
+      <w:rFonts w:ascii="Times New Roman" w:hAnsi="Times New Roman" w:cs="Times New Roman" w:eastAsia="Times New Roman"/>
       <w:i/>
       <w:iCs/>
       <w:color w:val="404040" w:themeColor="text1" w:themeTint="BF"/>
@@ -2280,7 +2303,7 @@
     <w:semiHidden/>
     <w:rsid w:val="00FC693F"/>
     <w:rPr>
-      <w:rFonts w:asciiTheme="majorHAnsi" w:eastAsiaTheme="majorEastAsia" w:hAnsiTheme="majorHAnsi" w:cstheme="majorBidi"/>
+      <w:rFonts w:ascii="Times New Roman" w:hAnsi="Times New Roman" w:cs="Times New Roman" w:eastAsia="Times New Roman"/>
       <w:color w:val="4F81BD" w:themeColor="accent1"/>
       <w:sz w:val="20"/>
       <w:szCs w:val="20"/>
@@ -2294,7 +2317,7 @@
     <w:semiHidden/>
     <w:rsid w:val="00FC693F"/>
     <w:rPr>
-      <w:rFonts w:asciiTheme="majorHAnsi" w:eastAsiaTheme="majorEastAsia" w:hAnsiTheme="majorHAnsi" w:cstheme="majorBidi"/>
+      <w:rFonts w:ascii="Times New Roman" w:hAnsi="Times New Roman" w:cs="Times New Roman" w:eastAsia="Times New Roman"/>
       <w:i/>
       <w:iCs/>
       <w:color w:val="404040" w:themeColor="text1" w:themeTint="BF"/>
@@ -7143,7 +7166,7 @@
       <w:spacing w:after="0" w:line="240" w:lineRule="auto"/>
     </w:pPr>
     <w:rPr>
-      <w:rFonts w:asciiTheme="majorHAnsi" w:eastAsiaTheme="majorEastAsia" w:hAnsiTheme="majorHAnsi" w:cstheme="majorBidi"/>
+      <w:rFonts w:ascii="Times New Roman" w:hAnsi="Times New Roman" w:cs="Times New Roman" w:eastAsia="Times New Roman"/>
       <w:color w:val="000000" w:themeColor="text1"/>
     </w:rPr>
     <w:tblPr>
@@ -7271,7 +7294,7 @@
       <w:spacing w:after="0" w:line="240" w:lineRule="auto"/>
     </w:pPr>
     <w:rPr>
-      <w:rFonts w:asciiTheme="majorHAnsi" w:eastAsiaTheme="majorEastAsia" w:hAnsiTheme="majorHAnsi" w:cstheme="majorBidi"/>
+      <w:rFonts w:ascii="Times New Roman" w:hAnsi="Times New Roman" w:cs="Times New Roman" w:eastAsia="Times New Roman"/>
       <w:color w:val="000000" w:themeColor="text1"/>
     </w:rPr>
     <w:tblPr>
@@ -7399,7 +7422,7 @@
       <w:spacing w:after="0" w:line="240" w:lineRule="auto"/>
     </w:pPr>
     <w:rPr>
-      <w:rFonts w:asciiTheme="majorHAnsi" w:eastAsiaTheme="majorEastAsia" w:hAnsiTheme="majorHAnsi" w:cstheme="majorBidi"/>
+      <w:rFonts w:ascii="Times New Roman" w:hAnsi="Times New Roman" w:cs="Times New Roman" w:eastAsia="Times New Roman"/>
       <w:color w:val="000000" w:themeColor="text1"/>
     </w:rPr>
     <w:tblPr>
@@ -7527,7 +7550,7 @@
       <w:spacing w:after="0" w:line="240" w:lineRule="auto"/>
     </w:pPr>
     <w:rPr>
-      <w:rFonts w:asciiTheme="majorHAnsi" w:eastAsiaTheme="majorEastAsia" w:hAnsiTheme="majorHAnsi" w:cstheme="majorBidi"/>
+      <w:rFonts w:ascii="Times New Roman" w:hAnsi="Times New Roman" w:cs="Times New Roman" w:eastAsia="Times New Roman"/>
       <w:color w:val="000000" w:themeColor="text1"/>
     </w:rPr>
     <w:tblPr>
@@ -7655,7 +7678,7 @@
       <w:spacing w:after="0" w:line="240" w:lineRule="auto"/>
     </w:pPr>
     <w:rPr>
-      <w:rFonts w:asciiTheme="majorHAnsi" w:eastAsiaTheme="majorEastAsia" w:hAnsiTheme="majorHAnsi" w:cstheme="majorBidi"/>
+      <w:rFonts w:ascii="Times New Roman" w:hAnsi="Times New Roman" w:cs="Times New Roman" w:eastAsia="Times New Roman"/>
       <w:color w:val="000000" w:themeColor="text1"/>
     </w:rPr>
     <w:tblPr>
@@ -7783,7 +7806,7 @@
       <w:spacing w:after="0" w:line="240" w:lineRule="auto"/>
     </w:pPr>
     <w:rPr>
-      <w:rFonts w:asciiTheme="majorHAnsi" w:eastAsiaTheme="majorEastAsia" w:hAnsiTheme="majorHAnsi" w:cstheme="majorBidi"/>
+      <w:rFonts w:ascii="Times New Roman" w:hAnsi="Times New Roman" w:cs="Times New Roman" w:eastAsia="Times New Roman"/>
       <w:color w:val="000000" w:themeColor="text1"/>
     </w:rPr>
     <w:tblPr>
@@ -7911,7 +7934,7 @@
       <w:spacing w:after="0" w:line="240" w:lineRule="auto"/>
     </w:pPr>
     <w:rPr>
-      <w:rFonts w:asciiTheme="majorHAnsi" w:eastAsiaTheme="majorEastAsia" w:hAnsiTheme="majorHAnsi" w:cstheme="majorBidi"/>
+      <w:rFonts w:ascii="Times New Roman" w:hAnsi="Times New Roman" w:cs="Times New Roman" w:eastAsia="Times New Roman"/>
       <w:color w:val="000000" w:themeColor="text1"/>
     </w:rPr>
     <w:tblPr>
@@ -8550,7 +8573,7 @@
       <w:spacing w:after="0" w:line="240" w:lineRule="auto"/>
     </w:pPr>
     <w:rPr>
-      <w:rFonts w:asciiTheme="majorHAnsi" w:eastAsiaTheme="majorEastAsia" w:hAnsiTheme="majorHAnsi" w:cstheme="majorBidi"/>
+      <w:rFonts w:ascii="Times New Roman" w:hAnsi="Times New Roman" w:cs="Times New Roman" w:eastAsia="Times New Roman"/>
       <w:color w:val="000000" w:themeColor="text1"/>
     </w:rPr>
     <w:tblPr>
@@ -8675,7 +8698,7 @@
       <w:spacing w:after="0" w:line="240" w:lineRule="auto"/>
     </w:pPr>
     <w:rPr>
-      <w:rFonts w:asciiTheme="majorHAnsi" w:eastAsiaTheme="majorEastAsia" w:hAnsiTheme="majorHAnsi" w:cstheme="majorBidi"/>
+      <w:rFonts w:ascii="Times New Roman" w:hAnsi="Times New Roman" w:cs="Times New Roman" w:eastAsia="Times New Roman"/>
       <w:color w:val="000000" w:themeColor="text1"/>
     </w:rPr>
     <w:tblPr>
@@ -8800,7 +8823,7 @@
       <w:spacing w:after="0" w:line="240" w:lineRule="auto"/>
     </w:pPr>
     <w:rPr>
-      <w:rFonts w:asciiTheme="majorHAnsi" w:eastAsiaTheme="majorEastAsia" w:hAnsiTheme="majorHAnsi" w:cstheme="majorBidi"/>
+      <w:rFonts w:ascii="Times New Roman" w:hAnsi="Times New Roman" w:cs="Times New Roman" w:eastAsia="Times New Roman"/>
       <w:color w:val="000000" w:themeColor="text1"/>
     </w:rPr>
     <w:tblPr>
@@ -8925,7 +8948,7 @@
       <w:spacing w:after="0" w:line="240" w:lineRule="auto"/>
     </w:pPr>
     <w:rPr>
-      <w:rFonts w:asciiTheme="majorHAnsi" w:eastAsiaTheme="majorEastAsia" w:hAnsiTheme="majorHAnsi" w:cstheme="majorBidi"/>
+      <w:rFonts w:ascii="Times New Roman" w:hAnsi="Times New Roman" w:cs="Times New Roman" w:eastAsia="Times New Roman"/>
       <w:color w:val="000000" w:themeColor="text1"/>
     </w:rPr>
     <w:tblPr>
@@ -9050,7 +9073,7 @@
       <w:spacing w:after="0" w:line="240" w:lineRule="auto"/>
     </w:pPr>
     <w:rPr>
-      <w:rFonts w:asciiTheme="majorHAnsi" w:eastAsiaTheme="majorEastAsia" w:hAnsiTheme="majorHAnsi" w:cstheme="majorBidi"/>
+      <w:rFonts w:ascii="Times New Roman" w:hAnsi="Times New Roman" w:cs="Times New Roman" w:eastAsia="Times New Roman"/>
       <w:color w:val="000000" w:themeColor="text1"/>
     </w:rPr>
     <w:tblPr>
@@ -9175,7 +9198,7 @@
       <w:spacing w:after="0" w:line="240" w:lineRule="auto"/>
     </w:pPr>
     <w:rPr>
-      <w:rFonts w:asciiTheme="majorHAnsi" w:eastAsiaTheme="majorEastAsia" w:hAnsiTheme="majorHAnsi" w:cstheme="majorBidi"/>
+      <w:rFonts w:ascii="Times New Roman" w:hAnsi="Times New Roman" w:cs="Times New Roman" w:eastAsia="Times New Roman"/>
       <w:color w:val="000000" w:themeColor="text1"/>
     </w:rPr>
     <w:tblPr>
@@ -9300,7 +9323,7 @@
       <w:spacing w:after="0" w:line="240" w:lineRule="auto"/>
     </w:pPr>
     <w:rPr>
-      <w:rFonts w:asciiTheme="majorHAnsi" w:eastAsiaTheme="majorEastAsia" w:hAnsiTheme="majorHAnsi" w:cstheme="majorBidi"/>
+      <w:rFonts w:ascii="Times New Roman" w:hAnsi="Times New Roman" w:cs="Times New Roman" w:eastAsia="Times New Roman"/>
       <w:color w:val="000000" w:themeColor="text1"/>
     </w:rPr>
     <w:tblPr>
@@ -13215,9 +13238,9 @@
   <w:docDefaults>
     <w:rPrDefault>
       <w:rPr>
-        <w:rFonts w:asciiTheme="minorHAnsi" w:eastAsiaTheme="minorEastAsia" w:hAnsiTheme="minorHAnsi" w:cstheme="minorBidi"/>
-        <w:sz w:val="22"/>
-        <w:szCs w:val="22"/>
+        <w:rFonts w:ascii="Times New Roman" w:hAnsi="Times New Roman" w:cs="Times New Roman" w:eastAsia="Times New Roman"/>
+        <w:sz w:val="26"/>
+        <w:szCs w:val="26"/>
         <w:lang w:val="en-US" w:eastAsia="en-US" w:bidi="ar-SA"/>
       </w:rPr>
     </w:rPrDefault>
@@ -13370,6 +13393,11 @@
     <w:name w:val="Normal"/>
     <w:qFormat/>
     <w:rsid w:val="00FC693F"/>
+    <w:rPr>
+      <w:rFonts w:ascii="Times New Roman" w:hAnsi="Times New Roman" w:cs="Times New Roman" w:eastAsia="Times New Roman"/>
+      <w:sz w:val="26"/>
+      <w:szCs w:val="26"/>
+    </w:rPr>
   </w:style>
   <w:style w:type="paragraph" w:styleId="Heading1">
     <w:name w:val="heading 1"/>
@@ -13386,12 +13414,13 @@
       <w:outlineLvl w:val="0"/>
     </w:pPr>
     <w:rPr>
-      <w:rFonts w:asciiTheme="majorHAnsi" w:eastAsiaTheme="majorEastAsia" w:hAnsiTheme="majorHAnsi" w:cstheme="majorBidi"/>
+      <w:rFonts w:ascii="Times New Roman" w:hAnsi="Times New Roman" w:cs="Times New Roman" w:eastAsia="Times New Roman"/>
       <w:b/>
       <w:bCs/>
       <w:color w:val="365F91" w:themeColor="accent1" w:themeShade="BF"/>
       <w:sz w:val="28"/>
       <w:szCs w:val="28"/>
+      <w:caps/>
     </w:rPr>
   </w:style>
   <w:style w:type="paragraph" w:styleId="Heading2">
@@ -13410,12 +13439,13 @@
       <w:outlineLvl w:val="1"/>
     </w:pPr>
     <w:rPr>
-      <w:rFonts w:asciiTheme="majorHAnsi" w:eastAsiaTheme="majorEastAsia" w:hAnsiTheme="majorHAnsi" w:cstheme="majorBidi"/>
+      <w:rFonts w:ascii="Times New Roman" w:hAnsi="Times New Roman" w:cs="Times New Roman" w:eastAsia="Times New Roman"/>
       <w:b/>
       <w:bCs/>
       <w:color w:val="4F81BD" w:themeColor="accent1"/>
-      <w:sz w:val="26"/>
-      <w:szCs w:val="26"/>
+      <w:sz w:val="28"/>
+      <w:szCs w:val="28"/>
+      <w:caps/>
     </w:rPr>
   </w:style>
   <w:style w:type="paragraph" w:styleId="Heading3">
@@ -13434,7 +13464,7 @@
       <w:outlineLvl w:val="2"/>
     </w:pPr>
     <w:rPr>
-      <w:rFonts w:asciiTheme="majorHAnsi" w:eastAsiaTheme="majorEastAsia" w:hAnsiTheme="majorHAnsi" w:cstheme="majorBidi"/>
+      <w:rFonts w:ascii="Times New Roman" w:hAnsi="Times New Roman" w:cs="Times New Roman" w:eastAsia="Times New Roman"/>
       <w:b/>
       <w:bCs/>
       <w:color w:val="4F81BD" w:themeColor="accent1"/>
@@ -13457,7 +13487,7 @@
       <w:outlineLvl w:val="3"/>
     </w:pPr>
     <w:rPr>
-      <w:rFonts w:asciiTheme="majorHAnsi" w:eastAsiaTheme="majorEastAsia" w:hAnsiTheme="majorHAnsi" w:cstheme="majorBidi"/>
+      <w:rFonts w:ascii="Times New Roman" w:hAnsi="Times New Roman" w:cs="Times New Roman" w:eastAsia="Times New Roman"/>
       <w:b/>
       <w:bCs/>
       <w:i/>
@@ -13482,7 +13512,7 @@
       <w:outlineLvl w:val="4"/>
     </w:pPr>
     <w:rPr>
-      <w:rFonts w:asciiTheme="majorHAnsi" w:eastAsiaTheme="majorEastAsia" w:hAnsiTheme="majorHAnsi" w:cstheme="majorBidi"/>
+      <w:rFonts w:ascii="Times New Roman" w:hAnsi="Times New Roman" w:cs="Times New Roman" w:eastAsia="Times New Roman"/>
       <w:color w:val="243F60" w:themeColor="accent1" w:themeShade="7F"/>
     </w:rPr>
   </w:style>
@@ -13503,7 +13533,7 @@
       <w:outlineLvl w:val="5"/>
     </w:pPr>
     <w:rPr>
-      <w:rFonts w:asciiTheme="majorHAnsi" w:eastAsiaTheme="majorEastAsia" w:hAnsiTheme="majorHAnsi" w:cstheme="majorBidi"/>
+      <w:rFonts w:ascii="Times New Roman" w:hAnsi="Times New Roman" w:cs="Times New Roman" w:eastAsia="Times New Roman"/>
       <w:i/>
       <w:iCs/>
       <w:color w:val="243F60" w:themeColor="accent1" w:themeShade="7F"/>
@@ -13526,7 +13556,7 @@
       <w:outlineLvl w:val="6"/>
     </w:pPr>
     <w:rPr>
-      <w:rFonts w:asciiTheme="majorHAnsi" w:eastAsiaTheme="majorEastAsia" w:hAnsiTheme="majorHAnsi" w:cstheme="majorBidi"/>
+      <w:rFonts w:ascii="Times New Roman" w:hAnsi="Times New Roman" w:cs="Times New Roman" w:eastAsia="Times New Roman"/>
       <w:i/>
       <w:iCs/>
       <w:color w:val="404040" w:themeColor="text1" w:themeTint="BF"/>
@@ -13549,7 +13579,7 @@
       <w:outlineLvl w:val="7"/>
     </w:pPr>
     <w:rPr>
-      <w:rFonts w:asciiTheme="majorHAnsi" w:eastAsiaTheme="majorEastAsia" w:hAnsiTheme="majorHAnsi" w:cstheme="majorBidi"/>
+      <w:rFonts w:ascii="Times New Roman" w:hAnsi="Times New Roman" w:cs="Times New Roman" w:eastAsia="Times New Roman"/>
       <w:color w:val="4F81BD" w:themeColor="accent1"/>
       <w:sz w:val="20"/>
       <w:szCs w:val="20"/>
@@ -13572,7 +13602,7 @@
       <w:outlineLvl w:val="8"/>
     </w:pPr>
     <w:rPr>
-      <w:rFonts w:asciiTheme="majorHAnsi" w:eastAsiaTheme="majorEastAsia" w:hAnsiTheme="majorHAnsi" w:cstheme="majorBidi"/>
+      <w:rFonts w:ascii="Times New Roman" w:hAnsi="Times New Roman" w:cs="Times New Roman" w:eastAsia="Times New Roman"/>
       <w:i/>
       <w:iCs/>
       <w:color w:val="404040" w:themeColor="text1" w:themeTint="BF"/>
@@ -13623,7 +13653,7 @@
     <w:uiPriority w:val="9"/>
     <w:rsid w:val="00FC693F"/>
     <w:rPr>
-      <w:rFonts w:asciiTheme="majorHAnsi" w:eastAsiaTheme="majorEastAsia" w:hAnsiTheme="majorHAnsi" w:cstheme="majorBidi"/>
+      <w:rFonts w:ascii="Times New Roman" w:hAnsi="Times New Roman" w:cs="Times New Roman" w:eastAsia="Times New Roman"/>
       <w:b/>
       <w:bCs/>
       <w:color w:val="365F91" w:themeColor="accent1" w:themeShade="BF"/>
@@ -13638,7 +13668,7 @@
     <w:uiPriority w:val="9"/>
     <w:rsid w:val="00FC693F"/>
     <w:rPr>
-      <w:rFonts w:asciiTheme="majorHAnsi" w:eastAsiaTheme="majorEastAsia" w:hAnsiTheme="majorHAnsi" w:cstheme="majorBidi"/>
+      <w:rFonts w:ascii="Times New Roman" w:hAnsi="Times New Roman" w:cs="Times New Roman" w:eastAsia="Times New Roman"/>
       <w:b/>
       <w:bCs/>
       <w:color w:val="4F81BD" w:themeColor="accent1"/>
@@ -13653,7 +13683,7 @@
     <w:uiPriority w:val="9"/>
     <w:rsid w:val="00FC693F"/>
     <w:rPr>
-      <w:rFonts w:asciiTheme="majorHAnsi" w:eastAsiaTheme="majorEastAsia" w:hAnsiTheme="majorHAnsi" w:cstheme="majorBidi"/>
+      <w:rFonts w:ascii="Times New Roman" w:hAnsi="Times New Roman" w:cs="Times New Roman" w:eastAsia="Times New Roman"/>
       <w:b/>
       <w:bCs/>
       <w:color w:val="4F81BD" w:themeColor="accent1"/>
@@ -13675,12 +13705,15 @@
       <w:contextualSpacing/>
     </w:pPr>
     <w:rPr>
-      <w:rFonts w:asciiTheme="majorHAnsi" w:eastAsiaTheme="majorEastAsia" w:hAnsiTheme="majorHAnsi" w:cstheme="majorBidi"/>
+      <w:rFonts w:ascii="Times New Roman" w:hAnsi="Times New Roman" w:cs="Times New Roman" w:eastAsia="Times New Roman"/>
       <w:color w:val="17365D" w:themeColor="text2" w:themeShade="BF"/>
       <w:spacing w:val="5"/>
       <w:kern w:val="28"/>
-      <w:sz w:val="52"/>
-      <w:szCs w:val="52"/>
+      <w:sz w:val="28"/>
+      <w:szCs w:val="28"/>
+      <w:b/>
+      <w:bCs/>
+      <w:caps/>
     </w:rPr>
   </w:style>
   <w:style w:type="character" w:customStyle="1" w:styleId="TitleChar">
@@ -13690,7 +13723,7 @@
     <w:uiPriority w:val="10"/>
     <w:rsid w:val="00FC693F"/>
     <w:rPr>
-      <w:rFonts w:asciiTheme="majorHAnsi" w:eastAsiaTheme="majorEastAsia" w:hAnsiTheme="majorHAnsi" w:cstheme="majorBidi"/>
+      <w:rFonts w:ascii="Times New Roman" w:hAnsi="Times New Roman" w:cs="Times New Roman" w:eastAsia="Times New Roman"/>
       <w:color w:val="17365D" w:themeColor="text2" w:themeShade="BF"/>
       <w:spacing w:val="5"/>
       <w:kern w:val="28"/>
@@ -13712,7 +13745,7 @@
       </w:numPr>
     </w:pPr>
     <w:rPr>
-      <w:rFonts w:asciiTheme="majorHAnsi" w:eastAsiaTheme="majorEastAsia" w:hAnsiTheme="majorHAnsi" w:cstheme="majorBidi"/>
+      <w:rFonts w:ascii="Times New Roman" w:hAnsi="Times New Roman" w:cs="Times New Roman" w:eastAsia="Times New Roman"/>
       <w:i/>
       <w:iCs/>
       <w:color w:val="4F81BD" w:themeColor="accent1"/>
@@ -13728,7 +13761,7 @@
     <w:uiPriority w:val="11"/>
     <w:rsid w:val="00FC693F"/>
     <w:rPr>
-      <w:rFonts w:asciiTheme="majorHAnsi" w:eastAsiaTheme="majorEastAsia" w:hAnsiTheme="majorHAnsi" w:cstheme="majorBidi"/>
+      <w:rFonts w:ascii="Times New Roman" w:hAnsi="Times New Roman" w:cs="Times New Roman" w:eastAsia="Times New Roman"/>
       <w:i/>
       <w:iCs/>
       <w:color w:val="4F81BD" w:themeColor="accent1"/>
@@ -13855,6 +13888,11 @@
       </w:numPr>
       <w:contextualSpacing/>
     </w:pPr>
+    <w:rPr>
+      <w:rFonts w:ascii="Times New Roman" w:hAnsi="Times New Roman" w:cs="Times New Roman" w:eastAsia="Times New Roman"/>
+      <w:sz w:val="26"/>
+      <w:szCs w:val="26"/>
+    </w:rPr>
   </w:style>
   <w:style w:type="paragraph" w:styleId="ListBullet2">
     <w:name w:val="List Bullet 2"/>
@@ -13975,7 +14013,7 @@
       </w:tabs>
     </w:pPr>
     <w:rPr>
-      <w:rFonts w:ascii="Courier" w:hAnsi="Courier"/>
+      <w:rFonts w:ascii="Times New Roman" w:hAnsi="Times New Roman" w:cs="Times New Roman" w:eastAsia="Times New Roman"/>
       <w:sz w:val="20"/>
       <w:szCs w:val="20"/>
     </w:rPr>
@@ -13987,7 +14025,7 @@
     <w:uiPriority w:val="99"/>
     <w:rsid w:val="0029639D"/>
     <w:rPr>
-      <w:rFonts w:ascii="Courier" w:hAnsi="Courier"/>
+      <w:rFonts w:ascii="Times New Roman" w:hAnsi="Times New Roman" w:cs="Times New Roman" w:eastAsia="Times New Roman"/>
       <w:sz w:val="20"/>
       <w:szCs w:val="20"/>
     </w:rPr>
@@ -14026,7 +14064,7 @@
     <w:semiHidden/>
     <w:rsid w:val="00FC693F"/>
     <w:rPr>
-      <w:rFonts w:asciiTheme="majorHAnsi" w:eastAsiaTheme="majorEastAsia" w:hAnsiTheme="majorHAnsi" w:cstheme="majorBidi"/>
+      <w:rFonts w:ascii="Times New Roman" w:hAnsi="Times New Roman" w:cs="Times New Roman" w:eastAsia="Times New Roman"/>
       <w:b/>
       <w:bCs/>
       <w:i/>
@@ -14042,7 +14080,7 @@
     <w:semiHidden/>
     <w:rsid w:val="00FC693F"/>
     <w:rPr>
-      <w:rFonts w:asciiTheme="majorHAnsi" w:eastAsiaTheme="majorEastAsia" w:hAnsiTheme="majorHAnsi" w:cstheme="majorBidi"/>
+      <w:rFonts w:ascii="Times New Roman" w:hAnsi="Times New Roman" w:cs="Times New Roman" w:eastAsia="Times New Roman"/>
       <w:color w:val="243F60" w:themeColor="accent1" w:themeShade="7F"/>
     </w:rPr>
   </w:style>
@@ -14054,7 +14092,7 @@
     <w:semiHidden/>
     <w:rsid w:val="00FC693F"/>
     <w:rPr>
-      <w:rFonts w:asciiTheme="majorHAnsi" w:eastAsiaTheme="majorEastAsia" w:hAnsiTheme="majorHAnsi" w:cstheme="majorBidi"/>
+      <w:rFonts w:ascii="Times New Roman" w:hAnsi="Times New Roman" w:cs="Times New Roman" w:eastAsia="Times New Roman"/>
       <w:i/>
       <w:iCs/>
       <w:color w:val="243F60" w:themeColor="accent1" w:themeShade="7F"/>
@@ -14068,7 +14106,7 @@
     <w:semiHidden/>
     <w:rsid w:val="00FC693F"/>
     <w:rPr>
-      <w:rFonts w:asciiTheme="majorHAnsi" w:eastAsiaTheme="majorEastAsia" w:hAnsiTheme="majorHAnsi" w:cstheme="majorBidi"/>
+      <w:rFonts w:ascii="Times New Roman" w:hAnsi="Times New Roman" w:cs="Times New Roman" w:eastAsia="Times New Roman"/>
       <w:i/>
       <w:iCs/>
       <w:color w:val="404040" w:themeColor="text1" w:themeTint="BF"/>
@@ -14082,7 +14120,7 @@
     <w:semiHidden/>
     <w:rsid w:val="00FC693F"/>
     <w:rPr>
-      <w:rFonts w:asciiTheme="majorHAnsi" w:eastAsiaTheme="majorEastAsia" w:hAnsiTheme="majorHAnsi" w:cstheme="majorBidi"/>
+      <w:rFonts w:ascii="Times New Roman" w:hAnsi="Times New Roman" w:cs="Times New Roman" w:eastAsia="Times New Roman"/>
       <w:color w:val="4F81BD" w:themeColor="accent1"/>
       <w:sz w:val="20"/>
       <w:szCs w:val="20"/>
@@ -14096,7 +14134,7 @@
     <w:semiHidden/>
     <w:rsid w:val="00FC693F"/>
     <w:rPr>
-      <w:rFonts w:asciiTheme="majorHAnsi" w:eastAsiaTheme="majorEastAsia" w:hAnsiTheme="majorHAnsi" w:cstheme="majorBidi"/>
+      <w:rFonts w:ascii="Times New Roman" w:hAnsi="Times New Roman" w:cs="Times New Roman" w:eastAsia="Times New Roman"/>
       <w:i/>
       <w:iCs/>
       <w:color w:val="404040" w:themeColor="text1" w:themeTint="BF"/>
@@ -18945,7 +18983,7 @@
       <w:spacing w:after="0" w:line="240" w:lineRule="auto"/>
     </w:pPr>
     <w:rPr>
-      <w:rFonts w:asciiTheme="majorHAnsi" w:eastAsiaTheme="majorEastAsia" w:hAnsiTheme="majorHAnsi" w:cstheme="majorBidi"/>
+      <w:rFonts w:ascii="Times New Roman" w:hAnsi="Times New Roman" w:cs="Times New Roman" w:eastAsia="Times New Roman"/>
       <w:color w:val="000000" w:themeColor="text1"/>
     </w:rPr>
     <w:tblPr>
@@ -19073,7 +19111,7 @@
       <w:spacing w:after="0" w:line="240" w:lineRule="auto"/>
     </w:pPr>
     <w:rPr>
-      <w:rFonts w:asciiTheme="majorHAnsi" w:eastAsiaTheme="majorEastAsia" w:hAnsiTheme="majorHAnsi" w:cstheme="majorBidi"/>
+      <w:rFonts w:ascii="Times New Roman" w:hAnsi="Times New Roman" w:cs="Times New Roman" w:eastAsia="Times New Roman"/>
       <w:color w:val="000000" w:themeColor="text1"/>
     </w:rPr>
     <w:tblPr>
@@ -19201,7 +19239,7 @@
       <w:spacing w:after="0" w:line="240" w:lineRule="auto"/>
     </w:pPr>
     <w:rPr>
-      <w:rFonts w:asciiTheme="majorHAnsi" w:eastAsiaTheme="majorEastAsia" w:hAnsiTheme="majorHAnsi" w:cstheme="majorBidi"/>
+      <w:rFonts w:ascii="Times New Roman" w:hAnsi="Times New Roman" w:cs="Times New Roman" w:eastAsia="Times New Roman"/>
       <w:color w:val="000000" w:themeColor="text1"/>
     </w:rPr>
     <w:tblPr>
@@ -19329,7 +19367,7 @@
       <w:spacing w:after="0" w:line="240" w:lineRule="auto"/>
     </w:pPr>
     <w:rPr>
-      <w:rFonts w:asciiTheme="majorHAnsi" w:eastAsiaTheme="majorEastAsia" w:hAnsiTheme="majorHAnsi" w:cstheme="majorBidi"/>
+      <w:rFonts w:ascii="Times New Roman" w:hAnsi="Times New Roman" w:cs="Times New Roman" w:eastAsia="Times New Roman"/>
       <w:color w:val="000000" w:themeColor="text1"/>
     </w:rPr>
     <w:tblPr>
@@ -19457,7 +19495,7 @@
       <w:spacing w:after="0" w:line="240" w:lineRule="auto"/>
     </w:pPr>
     <w:rPr>
-      <w:rFonts w:asciiTheme="majorHAnsi" w:eastAsiaTheme="majorEastAsia" w:hAnsiTheme="majorHAnsi" w:cstheme="majorBidi"/>
+      <w:rFonts w:ascii="Times New Roman" w:hAnsi="Times New Roman" w:cs="Times New Roman" w:eastAsia="Times New Roman"/>
       <w:color w:val="000000" w:themeColor="text1"/>
     </w:rPr>
     <w:tblPr>
@@ -19585,7 +19623,7 @@
       <w:spacing w:after="0" w:line="240" w:lineRule="auto"/>
     </w:pPr>
     <w:rPr>
-      <w:rFonts w:asciiTheme="majorHAnsi" w:eastAsiaTheme="majorEastAsia" w:hAnsiTheme="majorHAnsi" w:cstheme="majorBidi"/>
+      <w:rFonts w:ascii="Times New Roman" w:hAnsi="Times New Roman" w:cs="Times New Roman" w:eastAsia="Times New Roman"/>
       <w:color w:val="000000" w:themeColor="text1"/>
     </w:rPr>
     <w:tblPr>
@@ -19713,7 +19751,7 @@
       <w:spacing w:after="0" w:line="240" w:lineRule="auto"/>
     </w:pPr>
     <w:rPr>
-      <w:rFonts w:asciiTheme="majorHAnsi" w:eastAsiaTheme="majorEastAsia" w:hAnsiTheme="majorHAnsi" w:cstheme="majorBidi"/>
+      <w:rFonts w:ascii="Times New Roman" w:hAnsi="Times New Roman" w:cs="Times New Roman" w:eastAsia="Times New Roman"/>
       <w:color w:val="000000" w:themeColor="text1"/>
     </w:rPr>
     <w:tblPr>
@@ -20352,7 +20390,7 @@
       <w:spacing w:after="0" w:line="240" w:lineRule="auto"/>
     </w:pPr>
     <w:rPr>
-      <w:rFonts w:asciiTheme="majorHAnsi" w:eastAsiaTheme="majorEastAsia" w:hAnsiTheme="majorHAnsi" w:cstheme="majorBidi"/>
+      <w:rFonts w:ascii="Times New Roman" w:hAnsi="Times New Roman" w:cs="Times New Roman" w:eastAsia="Times New Roman"/>
       <w:color w:val="000000" w:themeColor="text1"/>
     </w:rPr>
     <w:tblPr>
@@ -20477,7 +20515,7 @@
       <w:spacing w:after="0" w:line="240" w:lineRule="auto"/>
     </w:pPr>
     <w:rPr>
-      <w:rFonts w:asciiTheme="majorHAnsi" w:eastAsiaTheme="majorEastAsia" w:hAnsiTheme="majorHAnsi" w:cstheme="majorBidi"/>
+      <w:rFonts w:ascii="Times New Roman" w:hAnsi="Times New Roman" w:cs="Times New Roman" w:eastAsia="Times New Roman"/>
       <w:color w:val="000000" w:themeColor="text1"/>
     </w:rPr>
     <w:tblPr>
@@ -20602,7 +20640,7 @@
       <w:spacing w:after="0" w:line="240" w:lineRule="auto"/>
     </w:pPr>
     <w:rPr>
-      <w:rFonts w:asciiTheme="majorHAnsi" w:eastAsiaTheme="majorEastAsia" w:hAnsiTheme="majorHAnsi" w:cstheme="majorBidi"/>
+      <w:rFonts w:ascii="Times New Roman" w:hAnsi="Times New Roman" w:cs="Times New Roman" w:eastAsia="Times New Roman"/>
       <w:color w:val="000000" w:themeColor="text1"/>
     </w:rPr>
     <w:tblPr>
@@ -20727,7 +20765,7 @@
       <w:spacing w:after="0" w:line="240" w:lineRule="auto"/>
     </w:pPr>
     <w:rPr>
-      <w:rFonts w:asciiTheme="majorHAnsi" w:eastAsiaTheme="majorEastAsia" w:hAnsiTheme="majorHAnsi" w:cstheme="majorBidi"/>
+      <w:rFonts w:ascii="Times New Roman" w:hAnsi="Times New Roman" w:cs="Times New Roman" w:eastAsia="Times New Roman"/>
       <w:color w:val="000000" w:themeColor="text1"/>
     </w:rPr>
     <w:tblPr>
@@ -20852,7 +20890,7 @@
       <w:spacing w:after="0" w:line="240" w:lineRule="auto"/>
     </w:pPr>
     <w:rPr>
-      <w:rFonts w:asciiTheme="majorHAnsi" w:eastAsiaTheme="majorEastAsia" w:hAnsiTheme="majorHAnsi" w:cstheme="majorBidi"/>
+      <w:rFonts w:ascii="Times New Roman" w:hAnsi="Times New Roman" w:cs="Times New Roman" w:eastAsia="Times New Roman"/>
       <w:color w:val="000000" w:themeColor="text1"/>
     </w:rPr>
     <w:tblPr>
@@ -20977,7 +21015,7 @@
       <w:spacing w:after="0" w:line="240" w:lineRule="auto"/>
     </w:pPr>
     <w:rPr>
-      <w:rFonts w:asciiTheme="majorHAnsi" w:eastAsiaTheme="majorEastAsia" w:hAnsiTheme="majorHAnsi" w:cstheme="majorBidi"/>
+      <w:rFonts w:ascii="Times New Roman" w:hAnsi="Times New Roman" w:cs="Times New Roman" w:eastAsia="Times New Roman"/>
       <w:color w:val="000000" w:themeColor="text1"/>
     </w:rPr>
     <w:tblPr>
@@ -21102,7 +21140,7 @@
       <w:spacing w:after="0" w:line="240" w:lineRule="auto"/>
     </w:pPr>
     <w:rPr>
-      <w:rFonts w:asciiTheme="majorHAnsi" w:eastAsiaTheme="majorEastAsia" w:hAnsiTheme="majorHAnsi" w:cstheme="majorBidi"/>
+      <w:rFonts w:ascii="Times New Roman" w:hAnsi="Times New Roman" w:cs="Times New Roman" w:eastAsia="Times New Roman"/>
       <w:color w:val="000000" w:themeColor="text1"/>
     </w:rPr>
     <w:tblPr>
@@ -25055,7 +25093,7 @@
     </a:clrScheme>
     <a:fontScheme name="Office">
       <a:majorFont>
-        <a:latin typeface="Calibri"/>
+        <a:latin typeface="Times New Roman"/>
         <a:ea typeface=""/>
         <a:cs typeface=""/>
         <a:font script="Jpan" typeface="ＭＳ ゴシック"/>
@@ -25090,7 +25128,7 @@
         <a:font script="Geor" typeface="Sylfaen"/>
       </a:majorFont>
       <a:minorFont>
-        <a:latin typeface="Cambria"/>
+        <a:latin typeface="Times New Roman"/>
         <a:ea typeface=""/>
         <a:cs typeface=""/>
         <a:font script="Jpan" typeface="ＭＳ 明朝"/>
@@ -25120,7 +25158,7 @@
         <a:font script="Laoo" typeface="DokChampa"/>
         <a:font script="Sinh" typeface="Iskoola Pota"/>
         <a:font script="Mong" typeface="Mongolian Baiti"/>
-        <a:font script="Viet" typeface="Arial"/>
+        <a:font script="Viet" typeface="Times New Roman"/>
         <a:font script="Uigh" typeface="Microsoft Uighur"/>
         <a:font script="Geor" typeface="Sylfaen"/>
       </a:minorFont>

--- a/docs/handover/word/KICH_BAN_DEMO.docx
+++ b/docs/handover/word/KICH_BAN_DEMO.docx
@@ -7,7 +7,7 @@
         <w:pStyle w:val="Title"/>
       </w:pPr>
       <w:r>
-        <w:t>KỊCH BẢN DEMO ITAM PROTOTYPE</w:t>
+        <w:t>Kịch bản demo ITAM Prototype</w:t>
       </w:r>
     </w:p>
     <w:p>
@@ -20,7 +20,7 @@
         <w:pStyle w:val="Heading1"/>
       </w:pPr>
       <w:r>
-        <w:t>1. CHUẨN BỊ</w:t>
+        <w:t>1. Chuẩn bị</w:t>
       </w:r>
     </w:p>
     <w:p>
@@ -77,11 +77,27 @@
       </w:r>
     </w:p>
     <w:p>
+      <w:r>
+        <w:t xml:space="preserve">Kịch bản chính đã chạy ngày 25/09/2026 trên database riêng, kết hợp API thật và thao tác trình duyệt. Xem </w:t>
+      </w:r>
+      <w:hyperlink r:id="rId10">
+        <w:r>
+          <w:rPr>
+            <w:color w:val="0563C1"/>
+          </w:rPr>
+          <w:t>BIEN_BAN_BAN_GIAO.docx</w:t>
+        </w:r>
+      </w:hyperlink>
+      <w:r>
+        <w:t xml:space="preserve"> để đối chiếu mã phiếu, vai trò, kết quả và những nhánh UI chưa chạy lại. Không dùng kết quả mong đợi trong tài liệu này thay cho bằng chứng thực tế.</w:t>
+      </w:r>
+    </w:p>
+    <w:p>
       <w:pPr>
         <w:pStyle w:val="Heading1"/>
       </w:pPr>
       <w:r>
-        <w:t>2. MỞ ĐẦU  PHÂN QUYỀN VÀ TỔNG QUAN</w:t>
+        <w:t>2. Mở đầu  phân quyền và tổng quan</w:t>
       </w:r>
     </w:p>
     <w:p>
@@ -141,7 +157,7 @@
         <w:pStyle w:val="Heading1"/>
       </w:pPr>
       <w:r>
-        <w:t>3. NHẬP KHO TÀI SẢN MUA MỚI</w:t>
+        <w:t>3. Nhập kho tài sản mua mới</w:t>
       </w:r>
     </w:p>
     <w:p>
@@ -149,7 +165,7 @@
         <w:pStyle w:val="Heading2"/>
       </w:pPr>
       <w:r>
-        <w:t>3.1 PUR LẬP VÀ GỬI PHIẾU</w:t>
+        <w:t>3.1 PUR lập và gửi phiếu</w:t>
       </w:r>
     </w:p>
     <w:p>
@@ -215,7 +231,7 @@
         <w:pStyle w:val="Heading2"/>
       </w:pPr>
       <w:r>
-        <w:t>3.2 IT DUYỆT TOÀN BỘ</w:t>
+        <w:t>3.2 IT duyệt toàn bộ</w:t>
       </w:r>
     </w:p>
     <w:p>
@@ -270,7 +286,7 @@
         <w:pStyle w:val="Heading2"/>
       </w:pPr>
       <w:r>
-        <w:t>NHÁNH TỪ CHỐI TÙY CHỌN</w:t>
+        <w:t>Nhánh từ chối tùy chọn</w:t>
       </w:r>
     </w:p>
     <w:p>
@@ -288,7 +304,7 @@
         <w:pStyle w:val="Heading1"/>
       </w:pPr>
       <w:r>
-        <w:t>4. BÀN GIAO THIẾT BỊ, LINH KIỆN VÀ LICENSE</w:t>
+        <w:t>4. Bàn giao thiết bị, linh kiện và license</w:t>
       </w:r>
     </w:p>
     <w:p>
@@ -374,7 +390,7 @@
         <w:pStyle w:val="Heading1"/>
       </w:pPr>
       <w:r>
-        <w:t>5. THU HỒI CÓ SMART CHECK</w:t>
+        <w:t>5. Thu hồi có Smart Check</w:t>
       </w:r>
     </w:p>
     <w:p>
@@ -450,7 +466,7 @@
         <w:pStyle w:val="Heading1"/>
       </w:pPr>
       <w:r>
-        <w:t>6. THANH LÝ VÀ XỬ LÝ LICENSE</w:t>
+        <w:t>6. Thanh lý và xử lý license</w:t>
       </w:r>
     </w:p>
     <w:p>
@@ -458,7 +474,7 @@
         <w:pStyle w:val="Heading2"/>
       </w:pPr>
       <w:r>
-        <w:t>6.1 IT LẬP PHIẾU</w:t>
+        <w:t>6.1 IT lập phiếu</w:t>
       </w:r>
     </w:p>
     <w:p>
@@ -505,7 +521,7 @@
         <w:pStyle w:val="Heading2"/>
       </w:pPr>
       <w:r>
-        <w:t>6.2 ADMIN DUYỆT</w:t>
+        <w:t>6.2 ADMIN duyệt</w:t>
       </w:r>
     </w:p>
     <w:p>
@@ -552,7 +568,7 @@
         <w:pStyle w:val="Heading1"/>
       </w:pPr>
       <w:r>
-        <w:t>7. CHỨNG TỪ VÀ PHÁT HÀNH</w:t>
+        <w:t>7. Chứng từ và phát hành</w:t>
       </w:r>
     </w:p>
     <w:p>
@@ -602,7 +618,7 @@
         <w:pStyle w:val="Heading1"/>
       </w:pPr>
       <w:r>
-        <w:t>8. KẾT THÚC VÀ ĐỐI CHIẾU</w:t>
+        <w:t>8. Kết thúc và đối chiếu</w:t>
       </w:r>
     </w:p>
     <w:p>
@@ -644,7 +660,7 @@
         <w:pStyle w:val="Heading1"/>
       </w:pPr>
       <w:r>
-        <w:t>9. XỬ LÝ NHANH KHI DEMO</w:t>
+        <w:t>9. Xử lý nhanh khi demo</w:t>
       </w:r>
     </w:p>
     <w:tbl>
@@ -686,7 +702,6 @@
             </w:pPr>
             <w:r>
               <w:rPr>
-                <w:rFonts w:ascii="Times New Roman" w:hAnsi="Times New Roman" w:cs="Times New Roman" w:eastAsia="Times New Roman"/>
                 <w:b/>
                 <w:sz w:val="18"/>
               </w:rPr>
@@ -718,7 +733,6 @@
             </w:pPr>
             <w:r>
               <w:rPr>
-                <w:rFonts w:ascii="Times New Roman" w:hAnsi="Times New Roman" w:cs="Times New Roman" w:eastAsia="Times New Roman"/>
                 <w:b/>
                 <w:sz w:val="18"/>
               </w:rPr>
@@ -752,7 +766,6 @@
             </w:pPr>
             <w:r>
               <w:rPr>
-                <w:rFonts w:ascii="Times New Roman" w:hAnsi="Times New Roman" w:cs="Times New Roman" w:eastAsia="Times New Roman"/>
                 <w:b w:val="0"/>
                 <w:sz w:val="18"/>
               </w:rPr>
@@ -784,7 +797,6 @@
             </w:pPr>
             <w:r>
               <w:rPr>
-                <w:rFonts w:ascii="Times New Roman" w:hAnsi="Times New Roman" w:cs="Times New Roman" w:eastAsia="Times New Roman"/>
                 <w:b w:val="0"/>
                 <w:sz w:val="18"/>
               </w:rPr>
@@ -818,7 +830,6 @@
             </w:pPr>
             <w:r>
               <w:rPr>
-                <w:rFonts w:ascii="Times New Roman" w:hAnsi="Times New Roman" w:cs="Times New Roman" w:eastAsia="Times New Roman"/>
                 <w:b w:val="0"/>
                 <w:sz w:val="18"/>
               </w:rPr>
@@ -850,7 +861,6 @@
             </w:pPr>
             <w:r>
               <w:rPr>
-                <w:rFonts w:ascii="Times New Roman" w:hAnsi="Times New Roman" w:cs="Times New Roman" w:eastAsia="Times New Roman"/>
                 <w:b w:val="0"/>
                 <w:sz w:val="18"/>
               </w:rPr>
@@ -884,7 +894,6 @@
             </w:pPr>
             <w:r>
               <w:rPr>
-                <w:rFonts w:ascii="Times New Roman" w:hAnsi="Times New Roman" w:cs="Times New Roman" w:eastAsia="Times New Roman"/>
                 <w:b w:val="0"/>
                 <w:sz w:val="18"/>
               </w:rPr>
@@ -916,7 +925,6 @@
             </w:pPr>
             <w:r>
               <w:rPr>
-                <w:rFonts w:ascii="Times New Roman" w:hAnsi="Times New Roman" w:cs="Times New Roman" w:eastAsia="Times New Roman"/>
                 <w:b w:val="0"/>
                 <w:sz w:val="18"/>
               </w:rPr>
@@ -950,7 +958,6 @@
             </w:pPr>
             <w:r>
               <w:rPr>
-                <w:rFonts w:ascii="Times New Roman" w:hAnsi="Times New Roman" w:cs="Times New Roman" w:eastAsia="Times New Roman"/>
                 <w:b w:val="0"/>
                 <w:sz w:val="18"/>
               </w:rPr>
@@ -982,7 +989,6 @@
             </w:pPr>
             <w:r>
               <w:rPr>
-                <w:rFonts w:ascii="Times New Roman" w:hAnsi="Times New Roman" w:cs="Times New Roman" w:eastAsia="Times New Roman"/>
                 <w:b w:val="0"/>
                 <w:sz w:val="18"/>
               </w:rPr>
@@ -1016,7 +1022,6 @@
             </w:pPr>
             <w:r>
               <w:rPr>
-                <w:rFonts w:ascii="Times New Roman" w:hAnsi="Times New Roman" w:cs="Times New Roman" w:eastAsia="Times New Roman"/>
                 <w:b w:val="0"/>
                 <w:sz w:val="18"/>
               </w:rPr>
@@ -1048,7 +1053,6 @@
             </w:pPr>
             <w:r>
               <w:rPr>
-                <w:rFonts w:ascii="Times New Roman" w:hAnsi="Times New Roman" w:cs="Times New Roman" w:eastAsia="Times New Roman"/>
                 <w:b w:val="0"/>
                 <w:sz w:val="18"/>
               </w:rPr>
@@ -1082,7 +1086,6 @@
             </w:pPr>
             <w:r>
               <w:rPr>
-                <w:rFonts w:ascii="Times New Roman" w:hAnsi="Times New Roman" w:cs="Times New Roman" w:eastAsia="Times New Roman"/>
                 <w:b w:val="0"/>
                 <w:sz w:val="18"/>
               </w:rPr>
@@ -1114,7 +1117,6 @@
             </w:pPr>
             <w:r>
               <w:rPr>
-                <w:rFonts w:ascii="Times New Roman" w:hAnsi="Times New Roman" w:cs="Times New Roman" w:eastAsia="Times New Roman"/>
                 <w:b w:val="0"/>
                 <w:sz w:val="18"/>
               </w:rPr>
@@ -1149,7 +1151,6 @@
     </w:pPr>
     <w:r>
       <w:rPr>
-        <w:rFonts w:ascii="Times New Roman" w:hAnsi="Times New Roman" w:cs="Times New Roman" w:eastAsia="Times New Roman"/>
         <w:sz w:val="18"/>
       </w:rPr>
       <w:t xml:space="preserve">ITAM  |  </w:t>
@@ -1367,9 +1368,9 @@
   <w:docDefaults>
     <w:rPrDefault>
       <w:rPr>
-        <w:rFonts w:ascii="Times New Roman" w:hAnsi="Times New Roman" w:cs="Times New Roman" w:eastAsia="Times New Roman"/>
-        <w:sz w:val="26"/>
-        <w:szCs w:val="26"/>
+        <w:rFonts w:asciiTheme="minorHAnsi" w:eastAsiaTheme="minorEastAsia" w:hAnsiTheme="minorHAnsi" w:cstheme="minorBidi"/>
+        <w:sz w:val="22"/>
+        <w:szCs w:val="22"/>
         <w:lang w:val="en-US" w:eastAsia="en-US" w:bidi="ar-SA"/>
       </w:rPr>
     </w:rPrDefault>
@@ -1526,10 +1527,9 @@
       <w:spacing w:after="120" w:line="259" w:lineRule="auto"/>
     </w:pPr>
     <w:rPr>
-      <w:rFonts w:ascii="Times New Roman" w:hAnsi="Times New Roman" w:cs="Times New Roman" w:eastAsia="Times New Roman"/>
+      <w:rFonts w:ascii="Calibri" w:hAnsi="Calibri"/>
       <w:color w:val="000000"/>
-      <w:sz w:val="26"/>
-      <w:szCs w:val="26"/>
+      <w:sz w:val="22"/>
     </w:rPr>
   </w:style>
   <w:style w:type="paragraph" w:styleId="Header">
@@ -1591,13 +1591,12 @@
       <w:outlineLvl w:val="0"/>
     </w:pPr>
     <w:rPr>
-      <w:rFonts w:ascii="Times New Roman" w:hAnsi="Times New Roman" w:cs="Times New Roman" w:eastAsia="Times New Roman"/>
+      <w:rFonts w:asciiTheme="majorHAnsi" w:eastAsiaTheme="majorEastAsia" w:hAnsiTheme="majorHAnsi" w:cstheme="majorBidi" w:ascii="Calibri" w:hAnsi="Calibri"/>
       <w:b/>
       <w:bCs/>
       <w:color w:val="000000"/>
-      <w:sz w:val="28"/>
+      <w:sz w:val="32"/>
       <w:szCs w:val="28"/>
-      <w:caps/>
     </w:rPr>
   </w:style>
   <w:style w:type="paragraph" w:styleId="Heading2">
@@ -1616,13 +1615,12 @@
       <w:outlineLvl w:val="1"/>
     </w:pPr>
     <w:rPr>
-      <w:rFonts w:ascii="Times New Roman" w:hAnsi="Times New Roman" w:cs="Times New Roman" w:eastAsia="Times New Roman"/>
+      <w:rFonts w:asciiTheme="majorHAnsi" w:eastAsiaTheme="majorEastAsia" w:hAnsiTheme="majorHAnsi" w:cstheme="majorBidi" w:ascii="Calibri" w:hAnsi="Calibri"/>
       <w:b/>
       <w:bCs/>
       <w:color w:val="000000"/>
-      <w:sz w:val="28"/>
-      <w:szCs w:val="28"/>
-      <w:caps/>
+      <w:sz w:val="26"/>
+      <w:szCs w:val="26"/>
     </w:rPr>
   </w:style>
   <w:style w:type="paragraph" w:styleId="Heading3">
@@ -1641,7 +1639,7 @@
       <w:outlineLvl w:val="2"/>
     </w:pPr>
     <w:rPr>
-      <w:rFonts w:ascii="Times New Roman" w:hAnsi="Times New Roman" w:cs="Times New Roman" w:eastAsia="Times New Roman"/>
+      <w:rFonts w:asciiTheme="majorHAnsi" w:eastAsiaTheme="majorEastAsia" w:hAnsiTheme="majorHAnsi" w:cstheme="majorBidi" w:ascii="Calibri" w:hAnsi="Calibri"/>
       <w:b/>
       <w:bCs/>
       <w:color w:val="000000"/>
@@ -1665,7 +1663,7 @@
       <w:outlineLvl w:val="3"/>
     </w:pPr>
     <w:rPr>
-      <w:rFonts w:ascii="Times New Roman" w:hAnsi="Times New Roman" w:cs="Times New Roman" w:eastAsia="Times New Roman"/>
+      <w:rFonts w:asciiTheme="majorHAnsi" w:eastAsiaTheme="majorEastAsia" w:hAnsiTheme="majorHAnsi" w:cstheme="majorBidi"/>
       <w:b/>
       <w:bCs/>
       <w:i/>
@@ -1690,7 +1688,7 @@
       <w:outlineLvl w:val="4"/>
     </w:pPr>
     <w:rPr>
-      <w:rFonts w:ascii="Times New Roman" w:hAnsi="Times New Roman" w:cs="Times New Roman" w:eastAsia="Times New Roman"/>
+      <w:rFonts w:asciiTheme="majorHAnsi" w:eastAsiaTheme="majorEastAsia" w:hAnsiTheme="majorHAnsi" w:cstheme="majorBidi"/>
       <w:color w:val="243F60" w:themeColor="accent1" w:themeShade="7F"/>
     </w:rPr>
   </w:style>
@@ -1711,7 +1709,7 @@
       <w:outlineLvl w:val="5"/>
     </w:pPr>
     <w:rPr>
-      <w:rFonts w:ascii="Times New Roman" w:hAnsi="Times New Roman" w:cs="Times New Roman" w:eastAsia="Times New Roman"/>
+      <w:rFonts w:asciiTheme="majorHAnsi" w:eastAsiaTheme="majorEastAsia" w:hAnsiTheme="majorHAnsi" w:cstheme="majorBidi"/>
       <w:i/>
       <w:iCs/>
       <w:color w:val="243F60" w:themeColor="accent1" w:themeShade="7F"/>
@@ -1734,7 +1732,7 @@
       <w:outlineLvl w:val="6"/>
     </w:pPr>
     <w:rPr>
-      <w:rFonts w:ascii="Times New Roman" w:hAnsi="Times New Roman" w:cs="Times New Roman" w:eastAsia="Times New Roman"/>
+      <w:rFonts w:asciiTheme="majorHAnsi" w:eastAsiaTheme="majorEastAsia" w:hAnsiTheme="majorHAnsi" w:cstheme="majorBidi"/>
       <w:i/>
       <w:iCs/>
       <w:color w:val="404040" w:themeColor="text1" w:themeTint="BF"/>
@@ -1757,7 +1755,7 @@
       <w:outlineLvl w:val="7"/>
     </w:pPr>
     <w:rPr>
-      <w:rFonts w:ascii="Times New Roman" w:hAnsi="Times New Roman" w:cs="Times New Roman" w:eastAsia="Times New Roman"/>
+      <w:rFonts w:asciiTheme="majorHAnsi" w:eastAsiaTheme="majorEastAsia" w:hAnsiTheme="majorHAnsi" w:cstheme="majorBidi"/>
       <w:color w:val="4F81BD" w:themeColor="accent1"/>
       <w:sz w:val="20"/>
       <w:szCs w:val="20"/>
@@ -1780,7 +1778,7 @@
       <w:outlineLvl w:val="8"/>
     </w:pPr>
     <w:rPr>
-      <w:rFonts w:ascii="Times New Roman" w:hAnsi="Times New Roman" w:cs="Times New Roman" w:eastAsia="Times New Roman"/>
+      <w:rFonts w:asciiTheme="majorHAnsi" w:eastAsiaTheme="majorEastAsia" w:hAnsiTheme="majorHAnsi" w:cstheme="majorBidi"/>
       <w:i/>
       <w:iCs/>
       <w:color w:val="404040" w:themeColor="text1" w:themeTint="BF"/>
@@ -1831,7 +1829,7 @@
     <w:uiPriority w:val="9"/>
     <w:rsid w:val="00FC693F"/>
     <w:rPr>
-      <w:rFonts w:ascii="Times New Roman" w:hAnsi="Times New Roman" w:cs="Times New Roman" w:eastAsia="Times New Roman"/>
+      <w:rFonts w:asciiTheme="majorHAnsi" w:eastAsiaTheme="majorEastAsia" w:hAnsiTheme="majorHAnsi" w:cstheme="majorBidi"/>
       <w:b/>
       <w:bCs/>
       <w:color w:val="365F91" w:themeColor="accent1" w:themeShade="BF"/>
@@ -1846,7 +1844,7 @@
     <w:uiPriority w:val="9"/>
     <w:rsid w:val="00FC693F"/>
     <w:rPr>
-      <w:rFonts w:ascii="Times New Roman" w:hAnsi="Times New Roman" w:cs="Times New Roman" w:eastAsia="Times New Roman"/>
+      <w:rFonts w:asciiTheme="majorHAnsi" w:eastAsiaTheme="majorEastAsia" w:hAnsiTheme="majorHAnsi" w:cstheme="majorBidi"/>
       <w:b/>
       <w:bCs/>
       <w:color w:val="4F81BD" w:themeColor="accent1"/>
@@ -1861,7 +1859,7 @@
     <w:uiPriority w:val="9"/>
     <w:rsid w:val="00FC693F"/>
     <w:rPr>
-      <w:rFonts w:ascii="Times New Roman" w:hAnsi="Times New Roman" w:cs="Times New Roman" w:eastAsia="Times New Roman"/>
+      <w:rFonts w:asciiTheme="majorHAnsi" w:eastAsiaTheme="majorEastAsia" w:hAnsiTheme="majorHAnsi" w:cstheme="majorBidi"/>
       <w:b/>
       <w:bCs/>
       <w:color w:val="4F81BD" w:themeColor="accent1"/>
@@ -1883,15 +1881,12 @@
       <w:contextualSpacing/>
     </w:pPr>
     <w:rPr>
-      <w:rFonts w:ascii="Times New Roman" w:hAnsi="Times New Roman" w:cs="Times New Roman" w:eastAsia="Times New Roman"/>
+      <w:rFonts w:asciiTheme="majorHAnsi" w:eastAsiaTheme="majorEastAsia" w:hAnsiTheme="majorHAnsi" w:cstheme="majorBidi" w:ascii="Calibri" w:hAnsi="Calibri"/>
       <w:color w:val="000000"/>
       <w:spacing w:val="5"/>
       <w:kern w:val="28"/>
-      <w:sz w:val="28"/>
-      <w:szCs w:val="28"/>
-      <w:b/>
-      <w:bCs/>
-      <w:caps/>
+      <w:sz w:val="46"/>
+      <w:szCs w:val="52"/>
     </w:rPr>
   </w:style>
   <w:style w:type="character" w:customStyle="1" w:styleId="TitleChar">
@@ -1901,7 +1896,7 @@
     <w:uiPriority w:val="10"/>
     <w:rsid w:val="00FC693F"/>
     <w:rPr>
-      <w:rFonts w:ascii="Times New Roman" w:hAnsi="Times New Roman" w:cs="Times New Roman" w:eastAsia="Times New Roman"/>
+      <w:rFonts w:asciiTheme="majorHAnsi" w:eastAsiaTheme="majorEastAsia" w:hAnsiTheme="majorHAnsi" w:cstheme="majorBidi"/>
       <w:color w:val="17365D" w:themeColor="text2" w:themeShade="BF"/>
       <w:spacing w:val="5"/>
       <w:kern w:val="28"/>
@@ -1923,7 +1918,7 @@
       </w:numPr>
     </w:pPr>
     <w:rPr>
-      <w:rFonts w:ascii="Times New Roman" w:hAnsi="Times New Roman" w:cs="Times New Roman" w:eastAsia="Times New Roman"/>
+      <w:rFonts w:asciiTheme="majorHAnsi" w:eastAsiaTheme="majorEastAsia" w:hAnsiTheme="majorHAnsi" w:cstheme="majorBidi"/>
       <w:i/>
       <w:iCs/>
       <w:color w:val="4F81BD" w:themeColor="accent1"/>
@@ -1939,7 +1934,7 @@
     <w:uiPriority w:val="11"/>
     <w:rsid w:val="00FC693F"/>
     <w:rPr>
-      <w:rFonts w:ascii="Times New Roman" w:hAnsi="Times New Roman" w:cs="Times New Roman" w:eastAsia="Times New Roman"/>
+      <w:rFonts w:asciiTheme="majorHAnsi" w:eastAsiaTheme="majorEastAsia" w:hAnsiTheme="majorHAnsi" w:cstheme="majorBidi"/>
       <w:i/>
       <w:iCs/>
       <w:color w:val="4F81BD" w:themeColor="accent1"/>
@@ -2067,10 +2062,8 @@
       <w:contextualSpacing/>
     </w:pPr>
     <w:rPr>
-      <w:rFonts w:ascii="Times New Roman" w:hAnsi="Times New Roman" w:cs="Times New Roman" w:eastAsia="Times New Roman"/>
+      <w:rFonts w:ascii="Calibri" w:hAnsi="Calibri"/>
       <w:color w:val="000000"/>
-      <w:sz w:val="26"/>
-      <w:szCs w:val="26"/>
     </w:rPr>
   </w:style>
   <w:style w:type="paragraph" w:styleId="ListBullet2">
@@ -2112,7 +2105,7 @@
       <w:contextualSpacing/>
     </w:pPr>
     <w:rPr>
-      <w:rFonts w:ascii="Times New Roman" w:hAnsi="Times New Roman" w:cs="Times New Roman" w:eastAsia="Times New Roman"/>
+      <w:rFonts w:ascii="Calibri" w:hAnsi="Calibri"/>
       <w:color w:val="000000"/>
     </w:rPr>
   </w:style>
@@ -2196,7 +2189,7 @@
       </w:tabs>
     </w:pPr>
     <w:rPr>
-      <w:rFonts w:ascii="Times New Roman" w:hAnsi="Times New Roman" w:cs="Times New Roman" w:eastAsia="Times New Roman"/>
+      <w:rFonts w:ascii="Courier" w:hAnsi="Courier"/>
       <w:sz w:val="20"/>
       <w:szCs w:val="20"/>
     </w:rPr>
@@ -2208,7 +2201,7 @@
     <w:uiPriority w:val="99"/>
     <w:rsid w:val="0029639D"/>
     <w:rPr>
-      <w:rFonts w:ascii="Times New Roman" w:hAnsi="Times New Roman" w:cs="Times New Roman" w:eastAsia="Times New Roman"/>
+      <w:rFonts w:ascii="Courier" w:hAnsi="Courier"/>
       <w:sz w:val="20"/>
       <w:szCs w:val="20"/>
     </w:rPr>
@@ -2247,7 +2240,7 @@
     <w:semiHidden/>
     <w:rsid w:val="00FC693F"/>
     <w:rPr>
-      <w:rFonts w:ascii="Times New Roman" w:hAnsi="Times New Roman" w:cs="Times New Roman" w:eastAsia="Times New Roman"/>
+      <w:rFonts w:asciiTheme="majorHAnsi" w:eastAsiaTheme="majorEastAsia" w:hAnsiTheme="majorHAnsi" w:cstheme="majorBidi"/>
       <w:b/>
       <w:bCs/>
       <w:i/>
@@ -2263,7 +2256,7 @@
     <w:semiHidden/>
     <w:rsid w:val="00FC693F"/>
     <w:rPr>
-      <w:rFonts w:ascii="Times New Roman" w:hAnsi="Times New Roman" w:cs="Times New Roman" w:eastAsia="Times New Roman"/>
+      <w:rFonts w:asciiTheme="majorHAnsi" w:eastAsiaTheme="majorEastAsia" w:hAnsiTheme="majorHAnsi" w:cstheme="majorBidi"/>
       <w:color w:val="243F60" w:themeColor="accent1" w:themeShade="7F"/>
     </w:rPr>
   </w:style>
@@ -2275,7 +2268,7 @@
     <w:semiHidden/>
     <w:rsid w:val="00FC693F"/>
     <w:rPr>
-      <w:rFonts w:ascii="Times New Roman" w:hAnsi="Times New Roman" w:cs="Times New Roman" w:eastAsia="Times New Roman"/>
+      <w:rFonts w:asciiTheme="majorHAnsi" w:eastAsiaTheme="majorEastAsia" w:hAnsiTheme="majorHAnsi" w:cstheme="majorBidi"/>
       <w:i/>
       <w:iCs/>
       <w:color w:val="243F60" w:themeColor="accent1" w:themeShade="7F"/>
@@ -2289,7 +2282,7 @@
     <w:semiHidden/>
     <w:rsid w:val="00FC693F"/>
     <w:rPr>
-      <w:rFonts w:ascii="Times New Roman" w:hAnsi="Times New Roman" w:cs="Times New Roman" w:eastAsia="Times New Roman"/>
+      <w:rFonts w:asciiTheme="majorHAnsi" w:eastAsiaTheme="majorEastAsia" w:hAnsiTheme="majorHAnsi" w:cstheme="majorBidi"/>
       <w:i/>
       <w:iCs/>
       <w:color w:val="404040" w:themeColor="text1" w:themeTint="BF"/>
@@ -2303,7 +2296,7 @@
     <w:semiHidden/>
     <w:rsid w:val="00FC693F"/>
     <w:rPr>
-      <w:rFonts w:ascii="Times New Roman" w:hAnsi="Times New Roman" w:cs="Times New Roman" w:eastAsia="Times New Roman"/>
+      <w:rFonts w:asciiTheme="majorHAnsi" w:eastAsiaTheme="majorEastAsia" w:hAnsiTheme="majorHAnsi" w:cstheme="majorBidi"/>
       <w:color w:val="4F81BD" w:themeColor="accent1"/>
       <w:sz w:val="20"/>
       <w:szCs w:val="20"/>
@@ -2317,7 +2310,7 @@
     <w:semiHidden/>
     <w:rsid w:val="00FC693F"/>
     <w:rPr>
-      <w:rFonts w:ascii="Times New Roman" w:hAnsi="Times New Roman" w:cs="Times New Roman" w:eastAsia="Times New Roman"/>
+      <w:rFonts w:asciiTheme="majorHAnsi" w:eastAsiaTheme="majorEastAsia" w:hAnsiTheme="majorHAnsi" w:cstheme="majorBidi"/>
       <w:i/>
       <w:iCs/>
       <w:color w:val="404040" w:themeColor="text1" w:themeTint="BF"/>
@@ -7166,7 +7159,7 @@
       <w:spacing w:after="0" w:line="240" w:lineRule="auto"/>
     </w:pPr>
     <w:rPr>
-      <w:rFonts w:ascii="Times New Roman" w:hAnsi="Times New Roman" w:cs="Times New Roman" w:eastAsia="Times New Roman"/>
+      <w:rFonts w:asciiTheme="majorHAnsi" w:eastAsiaTheme="majorEastAsia" w:hAnsiTheme="majorHAnsi" w:cstheme="majorBidi"/>
       <w:color w:val="000000" w:themeColor="text1"/>
     </w:rPr>
     <w:tblPr>
@@ -7294,7 +7287,7 @@
       <w:spacing w:after="0" w:line="240" w:lineRule="auto"/>
     </w:pPr>
     <w:rPr>
-      <w:rFonts w:ascii="Times New Roman" w:hAnsi="Times New Roman" w:cs="Times New Roman" w:eastAsia="Times New Roman"/>
+      <w:rFonts w:asciiTheme="majorHAnsi" w:eastAsiaTheme="majorEastAsia" w:hAnsiTheme="majorHAnsi" w:cstheme="majorBidi"/>
       <w:color w:val="000000" w:themeColor="text1"/>
     </w:rPr>
     <w:tblPr>
@@ -7422,7 +7415,7 @@
       <w:spacing w:after="0" w:line="240" w:lineRule="auto"/>
     </w:pPr>
     <w:rPr>
-      <w:rFonts w:ascii="Times New Roman" w:hAnsi="Times New Roman" w:cs="Times New Roman" w:eastAsia="Times New Roman"/>
+      <w:rFonts w:asciiTheme="majorHAnsi" w:eastAsiaTheme="majorEastAsia" w:hAnsiTheme="majorHAnsi" w:cstheme="majorBidi"/>
       <w:color w:val="000000" w:themeColor="text1"/>
     </w:rPr>
     <w:tblPr>
@@ -7550,7 +7543,7 @@
       <w:spacing w:after="0" w:line="240" w:lineRule="auto"/>
     </w:pPr>
     <w:rPr>
-      <w:rFonts w:ascii="Times New Roman" w:hAnsi="Times New Roman" w:cs="Times New Roman" w:eastAsia="Times New Roman"/>
+      <w:rFonts w:asciiTheme="majorHAnsi" w:eastAsiaTheme="majorEastAsia" w:hAnsiTheme="majorHAnsi" w:cstheme="majorBidi"/>
       <w:color w:val="000000" w:themeColor="text1"/>
     </w:rPr>
     <w:tblPr>
@@ -7678,7 +7671,7 @@
       <w:spacing w:after="0" w:line="240" w:lineRule="auto"/>
     </w:pPr>
     <w:rPr>
-      <w:rFonts w:ascii="Times New Roman" w:hAnsi="Times New Roman" w:cs="Times New Roman" w:eastAsia="Times New Roman"/>
+      <w:rFonts w:asciiTheme="majorHAnsi" w:eastAsiaTheme="majorEastAsia" w:hAnsiTheme="majorHAnsi" w:cstheme="majorBidi"/>
       <w:color w:val="000000" w:themeColor="text1"/>
     </w:rPr>
     <w:tblPr>
@@ -7806,7 +7799,7 @@
       <w:spacing w:after="0" w:line="240" w:lineRule="auto"/>
     </w:pPr>
     <w:rPr>
-      <w:rFonts w:ascii="Times New Roman" w:hAnsi="Times New Roman" w:cs="Times New Roman" w:eastAsia="Times New Roman"/>
+      <w:rFonts w:asciiTheme="majorHAnsi" w:eastAsiaTheme="majorEastAsia" w:hAnsiTheme="majorHAnsi" w:cstheme="majorBidi"/>
       <w:color w:val="000000" w:themeColor="text1"/>
     </w:rPr>
     <w:tblPr>
@@ -7934,7 +7927,7 @@
       <w:spacing w:after="0" w:line="240" w:lineRule="auto"/>
     </w:pPr>
     <w:rPr>
-      <w:rFonts w:ascii="Times New Roman" w:hAnsi="Times New Roman" w:cs="Times New Roman" w:eastAsia="Times New Roman"/>
+      <w:rFonts w:asciiTheme="majorHAnsi" w:eastAsiaTheme="majorEastAsia" w:hAnsiTheme="majorHAnsi" w:cstheme="majorBidi"/>
       <w:color w:val="000000" w:themeColor="text1"/>
     </w:rPr>
     <w:tblPr>
@@ -8573,7 +8566,7 @@
       <w:spacing w:after="0" w:line="240" w:lineRule="auto"/>
     </w:pPr>
     <w:rPr>
-      <w:rFonts w:ascii="Times New Roman" w:hAnsi="Times New Roman" w:cs="Times New Roman" w:eastAsia="Times New Roman"/>
+      <w:rFonts w:asciiTheme="majorHAnsi" w:eastAsiaTheme="majorEastAsia" w:hAnsiTheme="majorHAnsi" w:cstheme="majorBidi"/>
       <w:color w:val="000000" w:themeColor="text1"/>
     </w:rPr>
     <w:tblPr>
@@ -8698,7 +8691,7 @@
       <w:spacing w:after="0" w:line="240" w:lineRule="auto"/>
     </w:pPr>
     <w:rPr>
-      <w:rFonts w:ascii="Times New Roman" w:hAnsi="Times New Roman" w:cs="Times New Roman" w:eastAsia="Times New Roman"/>
+      <w:rFonts w:asciiTheme="majorHAnsi" w:eastAsiaTheme="majorEastAsia" w:hAnsiTheme="majorHAnsi" w:cstheme="majorBidi"/>
       <w:color w:val="000000" w:themeColor="text1"/>
     </w:rPr>
     <w:tblPr>
@@ -8823,7 +8816,7 @@
       <w:spacing w:after="0" w:line="240" w:lineRule="auto"/>
     </w:pPr>
     <w:rPr>
-      <w:rFonts w:ascii="Times New Roman" w:hAnsi="Times New Roman" w:cs="Times New Roman" w:eastAsia="Times New Roman"/>
+      <w:rFonts w:asciiTheme="majorHAnsi" w:eastAsiaTheme="majorEastAsia" w:hAnsiTheme="majorHAnsi" w:cstheme="majorBidi"/>
       <w:color w:val="000000" w:themeColor="text1"/>
     </w:rPr>
     <w:tblPr>
@@ -8948,7 +8941,7 @@
       <w:spacing w:after="0" w:line="240" w:lineRule="auto"/>
     </w:pPr>
     <w:rPr>
-      <w:rFonts w:ascii="Times New Roman" w:hAnsi="Times New Roman" w:cs="Times New Roman" w:eastAsia="Times New Roman"/>
+      <w:rFonts w:asciiTheme="majorHAnsi" w:eastAsiaTheme="majorEastAsia" w:hAnsiTheme="majorHAnsi" w:cstheme="majorBidi"/>
       <w:color w:val="000000" w:themeColor="text1"/>
     </w:rPr>
     <w:tblPr>
@@ -9073,7 +9066,7 @@
       <w:spacing w:after="0" w:line="240" w:lineRule="auto"/>
     </w:pPr>
     <w:rPr>
-      <w:rFonts w:ascii="Times New Roman" w:hAnsi="Times New Roman" w:cs="Times New Roman" w:eastAsia="Times New Roman"/>
+      <w:rFonts w:asciiTheme="majorHAnsi" w:eastAsiaTheme="majorEastAsia" w:hAnsiTheme="majorHAnsi" w:cstheme="majorBidi"/>
       <w:color w:val="000000" w:themeColor="text1"/>
     </w:rPr>
     <w:tblPr>
@@ -9198,7 +9191,7 @@
       <w:spacing w:after="0" w:line="240" w:lineRule="auto"/>
     </w:pPr>
     <w:rPr>
-      <w:rFonts w:ascii="Times New Roman" w:hAnsi="Times New Roman" w:cs="Times New Roman" w:eastAsia="Times New Roman"/>
+      <w:rFonts w:asciiTheme="majorHAnsi" w:eastAsiaTheme="majorEastAsia" w:hAnsiTheme="majorHAnsi" w:cstheme="majorBidi"/>
       <w:color w:val="000000" w:themeColor="text1"/>
     </w:rPr>
     <w:tblPr>
@@ -9323,7 +9316,7 @@
       <w:spacing w:after="0" w:line="240" w:lineRule="auto"/>
     </w:pPr>
     <w:rPr>
-      <w:rFonts w:ascii="Times New Roman" w:hAnsi="Times New Roman" w:cs="Times New Roman" w:eastAsia="Times New Roman"/>
+      <w:rFonts w:asciiTheme="majorHAnsi" w:eastAsiaTheme="majorEastAsia" w:hAnsiTheme="majorHAnsi" w:cstheme="majorBidi"/>
       <w:color w:val="000000" w:themeColor="text1"/>
     </w:rPr>
     <w:tblPr>
@@ -13238,9 +13231,9 @@
   <w:docDefaults>
     <w:rPrDefault>
       <w:rPr>
-        <w:rFonts w:ascii="Times New Roman" w:hAnsi="Times New Roman" w:cs="Times New Roman" w:eastAsia="Times New Roman"/>
-        <w:sz w:val="26"/>
-        <w:szCs w:val="26"/>
+        <w:rFonts w:asciiTheme="minorHAnsi" w:eastAsiaTheme="minorEastAsia" w:hAnsiTheme="minorHAnsi" w:cstheme="minorBidi"/>
+        <w:sz w:val="22"/>
+        <w:szCs w:val="22"/>
         <w:lang w:val="en-US" w:eastAsia="en-US" w:bidi="ar-SA"/>
       </w:rPr>
     </w:rPrDefault>
@@ -13393,11 +13386,6 @@
     <w:name w:val="Normal"/>
     <w:qFormat/>
     <w:rsid w:val="00FC693F"/>
-    <w:rPr>
-      <w:rFonts w:ascii="Times New Roman" w:hAnsi="Times New Roman" w:cs="Times New Roman" w:eastAsia="Times New Roman"/>
-      <w:sz w:val="26"/>
-      <w:szCs w:val="26"/>
-    </w:rPr>
   </w:style>
   <w:style w:type="paragraph" w:styleId="Heading1">
     <w:name w:val="heading 1"/>
@@ -13414,13 +13402,12 @@
       <w:outlineLvl w:val="0"/>
     </w:pPr>
     <w:rPr>
-      <w:rFonts w:ascii="Times New Roman" w:hAnsi="Times New Roman" w:cs="Times New Roman" w:eastAsia="Times New Roman"/>
+      <w:rFonts w:asciiTheme="majorHAnsi" w:eastAsiaTheme="majorEastAsia" w:hAnsiTheme="majorHAnsi" w:cstheme="majorBidi"/>
       <w:b/>
       <w:bCs/>
       <w:color w:val="365F91" w:themeColor="accent1" w:themeShade="BF"/>
       <w:sz w:val="28"/>
       <w:szCs w:val="28"/>
-      <w:caps/>
     </w:rPr>
   </w:style>
   <w:style w:type="paragraph" w:styleId="Heading2">
@@ -13439,13 +13426,12 @@
       <w:outlineLvl w:val="1"/>
     </w:pPr>
     <w:rPr>
-      <w:rFonts w:ascii="Times New Roman" w:hAnsi="Times New Roman" w:cs="Times New Roman" w:eastAsia="Times New Roman"/>
+      <w:rFonts w:asciiTheme="majorHAnsi" w:eastAsiaTheme="majorEastAsia" w:hAnsiTheme="majorHAnsi" w:cstheme="majorBidi"/>
       <w:b/>
       <w:bCs/>
       <w:color w:val="4F81BD" w:themeColor="accent1"/>
-      <w:sz w:val="28"/>
-      <w:szCs w:val="28"/>
-      <w:caps/>
+      <w:sz w:val="26"/>
+      <w:szCs w:val="26"/>
     </w:rPr>
   </w:style>
   <w:style w:type="paragraph" w:styleId="Heading3">
@@ -13464,7 +13450,7 @@
       <w:outlineLvl w:val="2"/>
     </w:pPr>
     <w:rPr>
-      <w:rFonts w:ascii="Times New Roman" w:hAnsi="Times New Roman" w:cs="Times New Roman" w:eastAsia="Times New Roman"/>
+      <w:rFonts w:asciiTheme="majorHAnsi" w:eastAsiaTheme="majorEastAsia" w:hAnsiTheme="majorHAnsi" w:cstheme="majorBidi"/>
       <w:b/>
       <w:bCs/>
       <w:color w:val="4F81BD" w:themeColor="accent1"/>
@@ -13487,7 +13473,7 @@
       <w:outlineLvl w:val="3"/>
     </w:pPr>
     <w:rPr>
-      <w:rFonts w:ascii="Times New Roman" w:hAnsi="Times New Roman" w:cs="Times New Roman" w:eastAsia="Times New Roman"/>
+      <w:rFonts w:asciiTheme="majorHAnsi" w:eastAsiaTheme="majorEastAsia" w:hAnsiTheme="majorHAnsi" w:cstheme="majorBidi"/>
       <w:b/>
       <w:bCs/>
       <w:i/>
@@ -13512,7 +13498,7 @@
       <w:outlineLvl w:val="4"/>
     </w:pPr>
     <w:rPr>
-      <w:rFonts w:ascii="Times New Roman" w:hAnsi="Times New Roman" w:cs="Times New Roman" w:eastAsia="Times New Roman"/>
+      <w:rFonts w:asciiTheme="majorHAnsi" w:eastAsiaTheme="majorEastAsia" w:hAnsiTheme="majorHAnsi" w:cstheme="majorBidi"/>
       <w:color w:val="243F60" w:themeColor="accent1" w:themeShade="7F"/>
     </w:rPr>
   </w:style>
@@ -13533,7 +13519,7 @@
       <w:outlineLvl w:val="5"/>
     </w:pPr>
     <w:rPr>
-      <w:rFonts w:ascii="Times New Roman" w:hAnsi="Times New Roman" w:cs="Times New Roman" w:eastAsia="Times New Roman"/>
+      <w:rFonts w:asciiTheme="majorHAnsi" w:eastAsiaTheme="majorEastAsia" w:hAnsiTheme="majorHAnsi" w:cstheme="majorBidi"/>
       <w:i/>
       <w:iCs/>
       <w:color w:val="243F60" w:themeColor="accent1" w:themeShade="7F"/>
@@ -13556,7 +13542,7 @@
       <w:outlineLvl w:val="6"/>
     </w:pPr>
     <w:rPr>
-      <w:rFonts w:ascii="Times New Roman" w:hAnsi="Times New Roman" w:cs="Times New Roman" w:eastAsia="Times New Roman"/>
+      <w:rFonts w:asciiTheme="majorHAnsi" w:eastAsiaTheme="majorEastAsia" w:hAnsiTheme="majorHAnsi" w:cstheme="majorBidi"/>
       <w:i/>
       <w:iCs/>
       <w:color w:val="404040" w:themeColor="text1" w:themeTint="BF"/>
@@ -13579,7 +13565,7 @@
       <w:outlineLvl w:val="7"/>
     </w:pPr>
     <w:rPr>
-      <w:rFonts w:ascii="Times New Roman" w:hAnsi="Times New Roman" w:cs="Times New Roman" w:eastAsia="Times New Roman"/>
+      <w:rFonts w:asciiTheme="majorHAnsi" w:eastAsiaTheme="majorEastAsia" w:hAnsiTheme="majorHAnsi" w:cstheme="majorBidi"/>
       <w:color w:val="4F81BD" w:themeColor="accent1"/>
       <w:sz w:val="20"/>
       <w:szCs w:val="20"/>
@@ -13602,7 +13588,7 @@
       <w:outlineLvl w:val="8"/>
     </w:pPr>
     <w:rPr>
-      <w:rFonts w:ascii="Times New Roman" w:hAnsi="Times New Roman" w:cs="Times New Roman" w:eastAsia="Times New Roman"/>
+      <w:rFonts w:asciiTheme="majorHAnsi" w:eastAsiaTheme="majorEastAsia" w:hAnsiTheme="majorHAnsi" w:cstheme="majorBidi"/>
       <w:i/>
       <w:iCs/>
       <w:color w:val="404040" w:themeColor="text1" w:themeTint="BF"/>
@@ -13653,7 +13639,7 @@
     <w:uiPriority w:val="9"/>
     <w:rsid w:val="00FC693F"/>
     <w:rPr>
-      <w:rFonts w:ascii="Times New Roman" w:hAnsi="Times New Roman" w:cs="Times New Roman" w:eastAsia="Times New Roman"/>
+      <w:rFonts w:asciiTheme="majorHAnsi" w:eastAsiaTheme="majorEastAsia" w:hAnsiTheme="majorHAnsi" w:cstheme="majorBidi"/>
       <w:b/>
       <w:bCs/>
       <w:color w:val="365F91" w:themeColor="accent1" w:themeShade="BF"/>
@@ -13668,7 +13654,7 @@
     <w:uiPriority w:val="9"/>
     <w:rsid w:val="00FC693F"/>
     <w:rPr>
-      <w:rFonts w:ascii="Times New Roman" w:hAnsi="Times New Roman" w:cs="Times New Roman" w:eastAsia="Times New Roman"/>
+      <w:rFonts w:asciiTheme="majorHAnsi" w:eastAsiaTheme="majorEastAsia" w:hAnsiTheme="majorHAnsi" w:cstheme="majorBidi"/>
       <w:b/>
       <w:bCs/>
       <w:color w:val="4F81BD" w:themeColor="accent1"/>
@@ -13683,7 +13669,7 @@
     <w:uiPriority w:val="9"/>
     <w:rsid w:val="00FC693F"/>
     <w:rPr>
-      <w:rFonts w:ascii="Times New Roman" w:hAnsi="Times New Roman" w:cs="Times New Roman" w:eastAsia="Times New Roman"/>
+      <w:rFonts w:asciiTheme="majorHAnsi" w:eastAsiaTheme="majorEastAsia" w:hAnsiTheme="majorHAnsi" w:cstheme="majorBidi"/>
       <w:b/>
       <w:bCs/>
       <w:color w:val="4F81BD" w:themeColor="accent1"/>
@@ -13705,15 +13691,12 @@
       <w:contextualSpacing/>
     </w:pPr>
     <w:rPr>
-      <w:rFonts w:ascii="Times New Roman" w:hAnsi="Times New Roman" w:cs="Times New Roman" w:eastAsia="Times New Roman"/>
+      <w:rFonts w:asciiTheme="majorHAnsi" w:eastAsiaTheme="majorEastAsia" w:hAnsiTheme="majorHAnsi" w:cstheme="majorBidi"/>
       <w:color w:val="17365D" w:themeColor="text2" w:themeShade="BF"/>
       <w:spacing w:val="5"/>
       <w:kern w:val="28"/>
-      <w:sz w:val="28"/>
-      <w:szCs w:val="28"/>
-      <w:b/>
-      <w:bCs/>
-      <w:caps/>
+      <w:sz w:val="52"/>
+      <w:szCs w:val="52"/>
     </w:rPr>
   </w:style>
   <w:style w:type="character" w:customStyle="1" w:styleId="TitleChar">
@@ -13723,7 +13706,7 @@
     <w:uiPriority w:val="10"/>
     <w:rsid w:val="00FC693F"/>
     <w:rPr>
-      <w:rFonts w:ascii="Times New Roman" w:hAnsi="Times New Roman" w:cs="Times New Roman" w:eastAsia="Times New Roman"/>
+      <w:rFonts w:asciiTheme="majorHAnsi" w:eastAsiaTheme="majorEastAsia" w:hAnsiTheme="majorHAnsi" w:cstheme="majorBidi"/>
       <w:color w:val="17365D" w:themeColor="text2" w:themeShade="BF"/>
       <w:spacing w:val="5"/>
       <w:kern w:val="28"/>
@@ -13745,7 +13728,7 @@
       </w:numPr>
     </w:pPr>
     <w:rPr>
-      <w:rFonts w:ascii="Times New Roman" w:hAnsi="Times New Roman" w:cs="Times New Roman" w:eastAsia="Times New Roman"/>
+      <w:rFonts w:asciiTheme="majorHAnsi" w:eastAsiaTheme="majorEastAsia" w:hAnsiTheme="majorHAnsi" w:cstheme="majorBidi"/>
       <w:i/>
       <w:iCs/>
       <w:color w:val="4F81BD" w:themeColor="accent1"/>
@@ -13761,7 +13744,7 @@
     <w:uiPriority w:val="11"/>
     <w:rsid w:val="00FC693F"/>
     <w:rPr>
-      <w:rFonts w:ascii="Times New Roman" w:hAnsi="Times New Roman" w:cs="Times New Roman" w:eastAsia="Times New Roman"/>
+      <w:rFonts w:asciiTheme="majorHAnsi" w:eastAsiaTheme="majorEastAsia" w:hAnsiTheme="majorHAnsi" w:cstheme="majorBidi"/>
       <w:i/>
       <w:iCs/>
       <w:color w:val="4F81BD" w:themeColor="accent1"/>
@@ -13888,11 +13871,6 @@
       </w:numPr>
       <w:contextualSpacing/>
     </w:pPr>
-    <w:rPr>
-      <w:rFonts w:ascii="Times New Roman" w:hAnsi="Times New Roman" w:cs="Times New Roman" w:eastAsia="Times New Roman"/>
-      <w:sz w:val="26"/>
-      <w:szCs w:val="26"/>
-    </w:rPr>
   </w:style>
   <w:style w:type="paragraph" w:styleId="ListBullet2">
     <w:name w:val="List Bullet 2"/>
@@ -14013,7 +13991,7 @@
       </w:tabs>
     </w:pPr>
     <w:rPr>
-      <w:rFonts w:ascii="Times New Roman" w:hAnsi="Times New Roman" w:cs="Times New Roman" w:eastAsia="Times New Roman"/>
+      <w:rFonts w:ascii="Courier" w:hAnsi="Courier"/>
       <w:sz w:val="20"/>
       <w:szCs w:val="20"/>
     </w:rPr>
@@ -14025,7 +14003,7 @@
     <w:uiPriority w:val="99"/>
     <w:rsid w:val="0029639D"/>
     <w:rPr>
-      <w:rFonts w:ascii="Times New Roman" w:hAnsi="Times New Roman" w:cs="Times New Roman" w:eastAsia="Times New Roman"/>
+      <w:rFonts w:ascii="Courier" w:hAnsi="Courier"/>
       <w:sz w:val="20"/>
       <w:szCs w:val="20"/>
     </w:rPr>
@@ -14064,7 +14042,7 @@
     <w:semiHidden/>
     <w:rsid w:val="00FC693F"/>
     <w:rPr>
-      <w:rFonts w:ascii="Times New Roman" w:hAnsi="Times New Roman" w:cs="Times New Roman" w:eastAsia="Times New Roman"/>
+      <w:rFonts w:asciiTheme="majorHAnsi" w:eastAsiaTheme="majorEastAsia" w:hAnsiTheme="majorHAnsi" w:cstheme="majorBidi"/>
       <w:b/>
       <w:bCs/>
       <w:i/>
@@ -14080,7 +14058,7 @@
     <w:semiHidden/>
     <w:rsid w:val="00FC693F"/>
     <w:rPr>
-      <w:rFonts w:ascii="Times New Roman" w:hAnsi="Times New Roman" w:cs="Times New Roman" w:eastAsia="Times New Roman"/>
+      <w:rFonts w:asciiTheme="majorHAnsi" w:eastAsiaTheme="majorEastAsia" w:hAnsiTheme="majorHAnsi" w:cstheme="majorBidi"/>
       <w:color w:val="243F60" w:themeColor="accent1" w:themeShade="7F"/>
     </w:rPr>
   </w:style>
@@ -14092,7 +14070,7 @@
     <w:semiHidden/>
     <w:rsid w:val="00FC693F"/>
     <w:rPr>
-      <w:rFonts w:ascii="Times New Roman" w:hAnsi="Times New Roman" w:cs="Times New Roman" w:eastAsia="Times New Roman"/>
+      <w:rFonts w:asciiTheme="majorHAnsi" w:eastAsiaTheme="majorEastAsia" w:hAnsiTheme="majorHAnsi" w:cstheme="majorBidi"/>
       <w:i/>
       <w:iCs/>
       <w:color w:val="243F60" w:themeColor="accent1" w:themeShade="7F"/>
@@ -14106,7 +14084,7 @@
     <w:semiHidden/>
     <w:rsid w:val="00FC693F"/>
     <w:rPr>
-      <w:rFonts w:ascii="Times New Roman" w:hAnsi="Times New Roman" w:cs="Times New Roman" w:eastAsia="Times New Roman"/>
+      <w:rFonts w:asciiTheme="majorHAnsi" w:eastAsiaTheme="majorEastAsia" w:hAnsiTheme="majorHAnsi" w:cstheme="majorBidi"/>
       <w:i/>
       <w:iCs/>
       <w:color w:val="404040" w:themeColor="text1" w:themeTint="BF"/>
@@ -14120,7 +14098,7 @@
     <w:semiHidden/>
     <w:rsid w:val="00FC693F"/>
     <w:rPr>
-      <w:rFonts w:ascii="Times New Roman" w:hAnsi="Times New Roman" w:cs="Times New Roman" w:eastAsia="Times New Roman"/>
+      <w:rFonts w:asciiTheme="majorHAnsi" w:eastAsiaTheme="majorEastAsia" w:hAnsiTheme="majorHAnsi" w:cstheme="majorBidi"/>
       <w:color w:val="4F81BD" w:themeColor="accent1"/>
       <w:sz w:val="20"/>
       <w:szCs w:val="20"/>
@@ -14134,7 +14112,7 @@
     <w:semiHidden/>
     <w:rsid w:val="00FC693F"/>
     <w:rPr>
-      <w:rFonts w:ascii="Times New Roman" w:hAnsi="Times New Roman" w:cs="Times New Roman" w:eastAsia="Times New Roman"/>
+      <w:rFonts w:asciiTheme="majorHAnsi" w:eastAsiaTheme="majorEastAsia" w:hAnsiTheme="majorHAnsi" w:cstheme="majorBidi"/>
       <w:i/>
       <w:iCs/>
       <w:color w:val="404040" w:themeColor="text1" w:themeTint="BF"/>
@@ -18983,7 +18961,7 @@
       <w:spacing w:after="0" w:line="240" w:lineRule="auto"/>
     </w:pPr>
     <w:rPr>
-      <w:rFonts w:ascii="Times New Roman" w:hAnsi="Times New Roman" w:cs="Times New Roman" w:eastAsia="Times New Roman"/>
+      <w:rFonts w:asciiTheme="majorHAnsi" w:eastAsiaTheme="majorEastAsia" w:hAnsiTheme="majorHAnsi" w:cstheme="majorBidi"/>
       <w:color w:val="000000" w:themeColor="text1"/>
     </w:rPr>
     <w:tblPr>
@@ -19111,7 +19089,7 @@
       <w:spacing w:after="0" w:line="240" w:lineRule="auto"/>
     </w:pPr>
     <w:rPr>
-      <w:rFonts w:ascii="Times New Roman" w:hAnsi="Times New Roman" w:cs="Times New Roman" w:eastAsia="Times New Roman"/>
+      <w:rFonts w:asciiTheme="majorHAnsi" w:eastAsiaTheme="majorEastAsia" w:hAnsiTheme="majorHAnsi" w:cstheme="majorBidi"/>
       <w:color w:val="000000" w:themeColor="text1"/>
     </w:rPr>
     <w:tblPr>
@@ -19239,7 +19217,7 @@
       <w:spacing w:after="0" w:line="240" w:lineRule="auto"/>
     </w:pPr>
     <w:rPr>
-      <w:rFonts w:ascii="Times New Roman" w:hAnsi="Times New Roman" w:cs="Times New Roman" w:eastAsia="Times New Roman"/>
+      <w:rFonts w:asciiTheme="majorHAnsi" w:eastAsiaTheme="majorEastAsia" w:hAnsiTheme="majorHAnsi" w:cstheme="majorBidi"/>
       <w:color w:val="000000" w:themeColor="text1"/>
     </w:rPr>
     <w:tblPr>
@@ -19367,7 +19345,7 @@
       <w:spacing w:after="0" w:line="240" w:lineRule="auto"/>
     </w:pPr>
     <w:rPr>
-      <w:rFonts w:ascii="Times New Roman" w:hAnsi="Times New Roman" w:cs="Times New Roman" w:eastAsia="Times New Roman"/>
+      <w:rFonts w:asciiTheme="majorHAnsi" w:eastAsiaTheme="majorEastAsia" w:hAnsiTheme="majorHAnsi" w:cstheme="majorBidi"/>
       <w:color w:val="000000" w:themeColor="text1"/>
     </w:rPr>
     <w:tblPr>
@@ -19495,7 +19473,7 @@
       <w:spacing w:after="0" w:line="240" w:lineRule="auto"/>
     </w:pPr>
     <w:rPr>
-      <w:rFonts w:ascii="Times New Roman" w:hAnsi="Times New Roman" w:cs="Times New Roman" w:eastAsia="Times New Roman"/>
+      <w:rFonts w:asciiTheme="majorHAnsi" w:eastAsiaTheme="majorEastAsia" w:hAnsiTheme="majorHAnsi" w:cstheme="majorBidi"/>
       <w:color w:val="000000" w:themeColor="text1"/>
     </w:rPr>
     <w:tblPr>
@@ -19623,7 +19601,7 @@
       <w:spacing w:after="0" w:line="240" w:lineRule="auto"/>
     </w:pPr>
     <w:rPr>
-      <w:rFonts w:ascii="Times New Roman" w:hAnsi="Times New Roman" w:cs="Times New Roman" w:eastAsia="Times New Roman"/>
+      <w:rFonts w:asciiTheme="majorHAnsi" w:eastAsiaTheme="majorEastAsia" w:hAnsiTheme="majorHAnsi" w:cstheme="majorBidi"/>
       <w:color w:val="000000" w:themeColor="text1"/>
     </w:rPr>
     <w:tblPr>
@@ -19751,7 +19729,7 @@
       <w:spacing w:after="0" w:line="240" w:lineRule="auto"/>
     </w:pPr>
     <w:rPr>
-      <w:rFonts w:ascii="Times New Roman" w:hAnsi="Times New Roman" w:cs="Times New Roman" w:eastAsia="Times New Roman"/>
+      <w:rFonts w:asciiTheme="majorHAnsi" w:eastAsiaTheme="majorEastAsia" w:hAnsiTheme="majorHAnsi" w:cstheme="majorBidi"/>
       <w:color w:val="000000" w:themeColor="text1"/>
     </w:rPr>
     <w:tblPr>
@@ -20390,7 +20368,7 @@
       <w:spacing w:after="0" w:line="240" w:lineRule="auto"/>
     </w:pPr>
     <w:rPr>
-      <w:rFonts w:ascii="Times New Roman" w:hAnsi="Times New Roman" w:cs="Times New Roman" w:eastAsia="Times New Roman"/>
+      <w:rFonts w:asciiTheme="majorHAnsi" w:eastAsiaTheme="majorEastAsia" w:hAnsiTheme="majorHAnsi" w:cstheme="majorBidi"/>
       <w:color w:val="000000" w:themeColor="text1"/>
     </w:rPr>
     <w:tblPr>
@@ -20515,7 +20493,7 @@
       <w:spacing w:after="0" w:line="240" w:lineRule="auto"/>
     </w:pPr>
     <w:rPr>
-      <w:rFonts w:ascii="Times New Roman" w:hAnsi="Times New Roman" w:cs="Times New Roman" w:eastAsia="Times New Roman"/>
+      <w:rFonts w:asciiTheme="majorHAnsi" w:eastAsiaTheme="majorEastAsia" w:hAnsiTheme="majorHAnsi" w:cstheme="majorBidi"/>
       <w:color w:val="000000" w:themeColor="text1"/>
     </w:rPr>
     <w:tblPr>
@@ -20640,7 +20618,7 @@
       <w:spacing w:after="0" w:line="240" w:lineRule="auto"/>
     </w:pPr>
     <w:rPr>
-      <w:rFonts w:ascii="Times New Roman" w:hAnsi="Times New Roman" w:cs="Times New Roman" w:eastAsia="Times New Roman"/>
+      <w:rFonts w:asciiTheme="majorHAnsi" w:eastAsiaTheme="majorEastAsia" w:hAnsiTheme="majorHAnsi" w:cstheme="majorBidi"/>
       <w:color w:val="000000" w:themeColor="text1"/>
     </w:rPr>
     <w:tblPr>
@@ -20765,7 +20743,7 @@
       <w:spacing w:after="0" w:line="240" w:lineRule="auto"/>
     </w:pPr>
     <w:rPr>
-      <w:rFonts w:ascii="Times New Roman" w:hAnsi="Times New Roman" w:cs="Times New Roman" w:eastAsia="Times New Roman"/>
+      <w:rFonts w:asciiTheme="majorHAnsi" w:eastAsiaTheme="majorEastAsia" w:hAnsiTheme="majorHAnsi" w:cstheme="majorBidi"/>
       <w:color w:val="000000" w:themeColor="text1"/>
     </w:rPr>
     <w:tblPr>
@@ -20890,7 +20868,7 @@
       <w:spacing w:after="0" w:line="240" w:lineRule="auto"/>
     </w:pPr>
     <w:rPr>
-      <w:rFonts w:ascii="Times New Roman" w:hAnsi="Times New Roman" w:cs="Times New Roman" w:eastAsia="Times New Roman"/>
+      <w:rFonts w:asciiTheme="majorHAnsi" w:eastAsiaTheme="majorEastAsia" w:hAnsiTheme="majorHAnsi" w:cstheme="majorBidi"/>
       <w:color w:val="000000" w:themeColor="text1"/>
     </w:rPr>
     <w:tblPr>
@@ -21015,7 +20993,7 @@
       <w:spacing w:after="0" w:line="240" w:lineRule="auto"/>
     </w:pPr>
     <w:rPr>
-      <w:rFonts w:ascii="Times New Roman" w:hAnsi="Times New Roman" w:cs="Times New Roman" w:eastAsia="Times New Roman"/>
+      <w:rFonts w:asciiTheme="majorHAnsi" w:eastAsiaTheme="majorEastAsia" w:hAnsiTheme="majorHAnsi" w:cstheme="majorBidi"/>
       <w:color w:val="000000" w:themeColor="text1"/>
     </w:rPr>
     <w:tblPr>
@@ -21140,7 +21118,7 @@
       <w:spacing w:after="0" w:line="240" w:lineRule="auto"/>
     </w:pPr>
     <w:rPr>
-      <w:rFonts w:ascii="Times New Roman" w:hAnsi="Times New Roman" w:cs="Times New Roman" w:eastAsia="Times New Roman"/>
+      <w:rFonts w:asciiTheme="majorHAnsi" w:eastAsiaTheme="majorEastAsia" w:hAnsiTheme="majorHAnsi" w:cstheme="majorBidi"/>
       <w:color w:val="000000" w:themeColor="text1"/>
     </w:rPr>
     <w:tblPr>
@@ -25093,7 +25071,7 @@
     </a:clrScheme>
     <a:fontScheme name="Office">
       <a:majorFont>
-        <a:latin typeface="Times New Roman"/>
+        <a:latin typeface="Calibri"/>
         <a:ea typeface=""/>
         <a:cs typeface=""/>
         <a:font script="Jpan" typeface="ＭＳ ゴシック"/>
@@ -25128,7 +25106,7 @@
         <a:font script="Geor" typeface="Sylfaen"/>
       </a:majorFont>
       <a:minorFont>
-        <a:latin typeface="Times New Roman"/>
+        <a:latin typeface="Cambria"/>
         <a:ea typeface=""/>
         <a:cs typeface=""/>
         <a:font script="Jpan" typeface="ＭＳ 明朝"/>
@@ -25158,7 +25136,7 @@
         <a:font script="Laoo" typeface="DokChampa"/>
         <a:font script="Sinh" typeface="Iskoola Pota"/>
         <a:font script="Mong" typeface="Mongolian Baiti"/>
-        <a:font script="Viet" typeface="Times New Roman"/>
+        <a:font script="Viet" typeface="Arial"/>
         <a:font script="Uigh" typeface="Microsoft Uighur"/>
         <a:font script="Geor" typeface="Sylfaen"/>
       </a:minorFont>
